--- a/pr-preview/pr-311/algebra-complex-tracked-changes.docx
+++ b/pr-preview/pr-311/algebra-complex-tracked-changes.docx
@@ -16,7 +16,7 @@
       </w:pPr>
       <w:del w:id="1" w:author="PR Preview" w:date="2026-01-01T00:00:00Z">
         <w:r>
-          <w:delText xml:space="preserve">Last modified: 2026-10-15 13:39:21 (PDT)</w:delText>
+          <w:delText xml:space="preserve">Last modified: 2026-10-15 14:23:59 (PDT)</w:delText>
         </w:r>
       </w:del>
     </w:p>
@@ -26,11 +26,11 @@
       </w:pPr>
       <w:ins w:id="2" w:author="PR Preview" w:date="2026-01-01T00:00:00Z">
         <w:r>
-          <w:t xml:space="preserve">Last modified: 2026-10-15 13:56:31 (PDT)</w:t>
+          <w:t xml:space="preserve">Last modified: 2026-10-15 15:23:10 (PDT)</w:t>
         </w:r>
       </w:ins>
     </w:p>
-    <w:bookmarkStart w:id="33" w:name="sec-complex-numbers"/>
+    <w:bookmarkStart w:id="36" w:name="sec-complex-numbers"/>
     <w:p>
       <w:pPr>
         <w:pStyle w:val="Heading2"/>
@@ -2684,62 +2684,86 @@
       <w:pPr>
         <w:pStyle w:val="FirstParagraph"/>
       </w:pPr>
-      <w:r>
-        <w:t xml:space="preserve">where</w:t>
-      </w:r>
-      <w:r>
-        <w:t xml:space="preserve"> </w:t>
-      </w:r>
+      <w:del w:id="3" w:author="PR Preview" w:date="2026-01-01T00:00:00Z">
+        <w:r>
+          <w:delText xml:space="preserve">where</w:delText>
+        </w:r>
+      </w:del>
+      <w:del w:id="4" w:author="PR Preview" w:date="2026-01-01T00:00:00Z">
+        <w:r>
+          <w:delText xml:space="preserve"> </w:delText>
+        </w:r>
+      </w:del>
       <m:oMath>
         <m:r>
           <m:t>a</m:t>
         </m:r>
       </m:oMath>
-      <w:r>
-        <w:t xml:space="preserve"> </w:t>
-      </w:r>
-      <w:r>
-        <w:t xml:space="preserve">and</w:t>
-      </w:r>
-      <w:r>
-        <w:t xml:space="preserve"> </w:t>
-      </w:r>
+      <w:del w:id="5" w:author="PR Preview" w:date="2026-01-01T00:00:00Z">
+        <w:r>
+          <w:delText xml:space="preserve"> </w:delText>
+        </w:r>
+      </w:del>
+      <w:del w:id="6" w:author="PR Preview" w:date="2026-01-01T00:00:00Z">
+        <w:r>
+          <w:delText xml:space="preserve">and</w:delText>
+        </w:r>
+      </w:del>
+      <w:del w:id="7" w:author="PR Preview" w:date="2026-01-01T00:00:00Z">
+        <w:r>
+          <w:delText xml:space="preserve"> </w:delText>
+        </w:r>
+      </w:del>
       <m:oMath>
         <m:r>
           <m:t>b</m:t>
         </m:r>
       </m:oMath>
-      <w:r>
-        <w:t xml:space="preserve"> </w:t>
-      </w:r>
-      <w:r>
-        <w:t xml:space="preserve">are real numbers and</w:t>
-      </w:r>
-      <w:r>
-        <w:t xml:space="preserve"> </w:t>
-      </w:r>
+      <w:del w:id="8" w:author="PR Preview" w:date="2026-01-01T00:00:00Z">
+        <w:r>
+          <w:delText xml:space="preserve"> </w:delText>
+        </w:r>
+      </w:del>
+      <w:del w:id="9" w:author="PR Preview" w:date="2026-01-01T00:00:00Z">
+        <w:r>
+          <w:delText xml:space="preserve">are real numbers and</w:delText>
+        </w:r>
+      </w:del>
+      <w:del w:id="10" w:author="PR Preview" w:date="2026-01-01T00:00:00Z">
+        <w:r>
+          <w:delText xml:space="preserve"> </w:delText>
+        </w:r>
+      </w:del>
       <m:oMath>
         <m:r>
           <m:t>i</m:t>
         </m:r>
       </m:oMath>
-      <w:r>
-        <w:t xml:space="preserve"> </w:t>
-      </w:r>
-      <w:r>
-        <w:t xml:space="preserve">is the imaginary unit (</w:t>
-      </w:r>
+      <w:del w:id="11" w:author="PR Preview" w:date="2026-01-01T00:00:00Z">
+        <w:r>
+          <w:delText xml:space="preserve"> </w:delText>
+        </w:r>
+      </w:del>
+      <w:del w:id="12" w:author="PR Preview" w:date="2026-01-01T00:00:00Z">
+        <w:r>
+          <w:delText xml:space="preserve">is the imaginary unit (</w:delText>
+        </w:r>
+      </w:del>
       <w:hyperlink w:anchor="def-imaginary-unit">
-        <w:r>
-          <w:rPr>
-            <w:rStyle w:val="Hyperlink"/>
-          </w:rPr>
-          <w:t xml:space="preserve">Definition 1</w:t>
-        </w:r>
+        <w:del w:id="13" w:author="PR Preview" w:date="2026-01-01T00:00:00Z">
+          <w:r>
+            <w:rPr>
+              <w:rStyle w:val="Hyperlink"/>
+            </w:rPr>
+            <w:delText xml:space="preserve">Definition 1</w:delText>
+          </w:r>
+        </w:del>
       </w:hyperlink>
-      <w:r>
-        <w:t xml:space="preserve">).</w:t>
-      </w:r>
+      <w:del w:id="14" w:author="PR Preview" w:date="2026-01-01T00:00:00Z">
+        <w:r>
+          <w:delText xml:space="preserve">).</w:delText>
+        </w:r>
+      </w:del>
     </w:p>
     <w:p>
       <w:pPr>
@@ -2749,42 +2773,60 @@
           <w:numId w:val="1003"/>
         </w:numPr>
       </w:pPr>
-      <w:r>
-        <w:t xml:space="preserve">The</w:t>
-      </w:r>
-      <w:r>
-        <w:t xml:space="preserve"> </w:t>
-      </w:r>
-      <w:r>
-        <w:rPr>
-          <w:b/>
-          <w:bCs/>
-        </w:rPr>
-        <w:t xml:space="preserve">real part</w:t>
-      </w:r>
-      <w:r>
-        <w:t xml:space="preserve"> </w:t>
-      </w:r>
-      <w:r>
-        <w:t xml:space="preserve">of</w:t>
-      </w:r>
-      <w:r>
-        <w:t xml:space="preserve"> </w:t>
-      </w:r>
+      <w:del w:id="15" w:author="PR Preview" w:date="2026-01-01T00:00:00Z">
+        <w:r>
+          <w:delText xml:space="preserve">The</w:delText>
+        </w:r>
+      </w:del>
+      <w:del w:id="16" w:author="PR Preview" w:date="2026-01-01T00:00:00Z">
+        <w:r>
+          <w:delText xml:space="preserve"> </w:delText>
+        </w:r>
+      </w:del>
+      <w:del w:id="17" w:author="PR Preview" w:date="2026-01-01T00:00:00Z">
+        <w:r>
+          <w:rPr>
+            <w:b/>
+            <w:bCs/>
+          </w:rPr>
+          <w:delText xml:space="preserve">real part</w:delText>
+        </w:r>
+      </w:del>
+      <w:del w:id="18" w:author="PR Preview" w:date="2026-01-01T00:00:00Z">
+        <w:r>
+          <w:delText xml:space="preserve"> </w:delText>
+        </w:r>
+      </w:del>
+      <w:del w:id="19" w:author="PR Preview" w:date="2026-01-01T00:00:00Z">
+        <w:r>
+          <w:delText xml:space="preserve">of</w:delText>
+        </w:r>
+      </w:del>
+      <w:del w:id="20" w:author="PR Preview" w:date="2026-01-01T00:00:00Z">
+        <w:r>
+          <w:delText xml:space="preserve"> </w:delText>
+        </w:r>
+      </w:del>
       <m:oMath>
         <m:r>
           <m:t>z</m:t>
         </m:r>
       </m:oMath>
-      <w:r>
-        <w:t xml:space="preserve"> </w:t>
-      </w:r>
-      <w:r>
-        <w:t xml:space="preserve">is</w:t>
-      </w:r>
-      <w:r>
-        <w:t xml:space="preserve"> </w:t>
-      </w:r>
+      <w:del w:id="21" w:author="PR Preview" w:date="2026-01-01T00:00:00Z">
+        <w:r>
+          <w:delText xml:space="preserve"> </w:delText>
+        </w:r>
+      </w:del>
+      <w:del w:id="22" w:author="PR Preview" w:date="2026-01-01T00:00:00Z">
+        <w:r>
+          <w:delText xml:space="preserve">is</w:delText>
+        </w:r>
+      </w:del>
+      <w:del w:id="23" w:author="PR Preview" w:date="2026-01-01T00:00:00Z">
+        <w:r>
+          <w:delText xml:space="preserve"> </w:delText>
+        </w:r>
+      </w:del>
       <m:oMath>
         <m:r>
           <m:rPr>
@@ -2818,9 +2860,11 @@
           <m:t>a</m:t>
         </m:r>
       </m:oMath>
-      <w:r>
-        <w:t xml:space="preserve">.</w:t>
-      </w:r>
+      <w:del w:id="24" w:author="PR Preview" w:date="2026-01-01T00:00:00Z">
+        <w:r>
+          <w:delText xml:space="preserve">.</w:delText>
+        </w:r>
+      </w:del>
     </w:p>
     <w:p>
       <w:pPr>
@@ -2830,42 +2874,60 @@
           <w:numId w:val="1003"/>
         </w:numPr>
       </w:pPr>
-      <w:r>
-        <w:t xml:space="preserve">The</w:t>
-      </w:r>
-      <w:r>
-        <w:t xml:space="preserve"> </w:t>
-      </w:r>
-      <w:r>
-        <w:rPr>
-          <w:b/>
-          <w:bCs/>
-        </w:rPr>
-        <w:t xml:space="preserve">imaginary part</w:t>
-      </w:r>
-      <w:r>
-        <w:t xml:space="preserve"> </w:t>
-      </w:r>
-      <w:r>
-        <w:t xml:space="preserve">of</w:t>
-      </w:r>
-      <w:r>
-        <w:t xml:space="preserve"> </w:t>
-      </w:r>
+      <w:del w:id="25" w:author="PR Preview" w:date="2026-01-01T00:00:00Z">
+        <w:r>
+          <w:delText xml:space="preserve">The</w:delText>
+        </w:r>
+      </w:del>
+      <w:del w:id="26" w:author="PR Preview" w:date="2026-01-01T00:00:00Z">
+        <w:r>
+          <w:delText xml:space="preserve"> </w:delText>
+        </w:r>
+      </w:del>
+      <w:del w:id="27" w:author="PR Preview" w:date="2026-01-01T00:00:00Z">
+        <w:r>
+          <w:rPr>
+            <w:b/>
+            <w:bCs/>
+          </w:rPr>
+          <w:delText xml:space="preserve">imaginary part</w:delText>
+        </w:r>
+      </w:del>
+      <w:del w:id="28" w:author="PR Preview" w:date="2026-01-01T00:00:00Z">
+        <w:r>
+          <w:delText xml:space="preserve"> </w:delText>
+        </w:r>
+      </w:del>
+      <w:del w:id="29" w:author="PR Preview" w:date="2026-01-01T00:00:00Z">
+        <w:r>
+          <w:delText xml:space="preserve">of</w:delText>
+        </w:r>
+      </w:del>
+      <w:del w:id="30" w:author="PR Preview" w:date="2026-01-01T00:00:00Z">
+        <w:r>
+          <w:delText xml:space="preserve"> </w:delText>
+        </w:r>
+      </w:del>
       <m:oMath>
         <m:r>
           <m:t>z</m:t>
         </m:r>
       </m:oMath>
-      <w:r>
-        <w:t xml:space="preserve"> </w:t>
-      </w:r>
-      <w:r>
-        <w:t xml:space="preserve">is</w:t>
-      </w:r>
-      <w:r>
-        <w:t xml:space="preserve"> </w:t>
-      </w:r>
+      <w:del w:id="31" w:author="PR Preview" w:date="2026-01-01T00:00:00Z">
+        <w:r>
+          <w:delText xml:space="preserve"> </w:delText>
+        </w:r>
+      </w:del>
+      <w:del w:id="32" w:author="PR Preview" w:date="2026-01-01T00:00:00Z">
+        <w:r>
+          <w:delText xml:space="preserve">is</w:delText>
+        </w:r>
+      </w:del>
+      <w:del w:id="33" w:author="PR Preview" w:date="2026-01-01T00:00:00Z">
+        <w:r>
+          <w:delText xml:space="preserve"> </w:delText>
+        </w:r>
+      </w:del>
       <m:oMath>
         <m:r>
           <m:rPr>
@@ -2899,9 +2961,11 @@
           <m:t>b</m:t>
         </m:r>
       </m:oMath>
-      <w:r>
-        <w:t xml:space="preserve">.</w:t>
-      </w:r>
+      <w:del w:id="34" w:author="PR Preview" w:date="2026-01-01T00:00:00Z">
+        <w:r>
+          <w:delText xml:space="preserve">.</w:delText>
+        </w:r>
+      </w:del>
     </w:p>
     <w:p>
       <w:pPr>
@@ -2911,12 +2975,16 @@
           <w:numId w:val="1003"/>
         </w:numPr>
       </w:pPr>
-      <w:r>
-        <w:t xml:space="preserve">The set of all complex numbers is</w:t>
-      </w:r>
-      <w:r>
-        <w:t xml:space="preserve"> </w:t>
-      </w:r>
+      <w:del w:id="35" w:author="PR Preview" w:date="2026-01-01T00:00:00Z">
+        <w:r>
+          <w:delText xml:space="preserve">The set of all complex numbers is</w:delText>
+        </w:r>
+      </w:del>
+      <w:del w:id="36" w:author="PR Preview" w:date="2026-01-01T00:00:00Z">
+        <w:r>
+          <w:delText xml:space="preserve"> </w:delText>
+        </w:r>
+      </w:del>
       <m:oMath>
         <m:r>
           <m:rPr>
@@ -3006,23 +3074,620 @@
           <m:t>}</m:t>
         </m:r>
       </m:oMath>
-      <w:r>
-        <w:t xml:space="preserve">.</w:t>
-      </w:r>
+      <w:del w:id="37" w:author="PR Preview" w:date="2026-01-01T00:00:00Z">
+        <w:r>
+          <w:delText xml:space="preserve">.</w:delText>
+        </w:r>
+      </w:del>
     </w:p>
     <w:p>
       <w:pPr>
         <w:pStyle w:val="FirstParagraph"/>
       </w:pPr>
-      <w:r>
-        <w:t xml:space="preserve">Two complex numbers are equal exactly when their real parts are equal and their imaginary parts are equal.</w:t>
-      </w:r>
+      <w:del w:id="38" w:author="PR Preview" w:date="2026-01-01T00:00:00Z">
+        <w:r>
+          <w:delText xml:space="preserve">Two complex numbers are equal exactly when their real parts are equal and their imaginary parts are equal.</w:delText>
+        </w:r>
+      </w:del>
+    </w:p>
+    <w:p>
+      <w:pPr>
+        <w:pStyle w:val="FirstParagraph"/>
+      </w:pPr>
+      <w:ins w:id="39" w:author="PR Preview" w:date="2026-01-01T00:00:00Z">
+        <w:r>
+          <w:t xml:space="preserve">where</w:t>
+        </w:r>
+      </w:ins>
+      <w:ins w:id="40" w:author="PR Preview" w:date="2026-01-01T00:00:00Z">
+        <w:r>
+          <w:t xml:space="preserve"> </w:t>
+        </w:r>
+      </w:ins>
+      <m:oMath>
+        <m:r>
+          <m:t>a</m:t>
+        </m:r>
+      </m:oMath>
+      <w:ins w:id="41" w:author="PR Preview" w:date="2026-01-01T00:00:00Z">
+        <w:r>
+          <w:t xml:space="preserve"> </w:t>
+        </w:r>
+      </w:ins>
+      <w:ins w:id="42" w:author="PR Preview" w:date="2026-01-01T00:00:00Z">
+        <w:r>
+          <w:t xml:space="preserve">and</w:t>
+        </w:r>
+      </w:ins>
+      <w:ins w:id="43" w:author="PR Preview" w:date="2026-01-01T00:00:00Z">
+        <w:r>
+          <w:t xml:space="preserve"> </w:t>
+        </w:r>
+      </w:ins>
+      <m:oMath>
+        <m:r>
+          <m:t>b</m:t>
+        </m:r>
+      </m:oMath>
+      <w:ins w:id="44" w:author="PR Preview" w:date="2026-01-01T00:00:00Z">
+        <w:r>
+          <w:t xml:space="preserve"> </w:t>
+        </w:r>
+      </w:ins>
+      <w:ins w:id="45" w:author="PR Preview" w:date="2026-01-01T00:00:00Z">
+        <w:r>
+          <w:t xml:space="preserve">are real numbers and</w:t>
+        </w:r>
+      </w:ins>
+      <w:ins w:id="46" w:author="PR Preview" w:date="2026-01-01T00:00:00Z">
+        <w:r>
+          <w:t xml:space="preserve"> </w:t>
+        </w:r>
+      </w:ins>
+      <m:oMath>
+        <m:r>
+          <m:t>i</m:t>
+        </m:r>
+      </m:oMath>
+      <w:ins w:id="47" w:author="PR Preview" w:date="2026-01-01T00:00:00Z">
+        <w:r>
+          <w:t xml:space="preserve"> </w:t>
+        </w:r>
+      </w:ins>
+      <w:ins w:id="48" w:author="PR Preview" w:date="2026-01-01T00:00:00Z">
+        <w:r>
+          <w:t xml:space="preserve">is the imaginary unit (</w:t>
+        </w:r>
+      </w:ins>
+      <w:hyperlink w:anchor="def-imaginary-unit">
+        <w:ins w:id="49" w:author="PR Preview" w:date="2026-01-01T00:00:00Z">
+          <w:r>
+            <w:rPr>
+              <w:rStyle w:val="Hyperlink"/>
+            </w:rPr>
+            <w:t xml:space="preserve">Definition 1</w:t>
+          </w:r>
+        </w:ins>
+      </w:hyperlink>
+      <w:ins w:id="50" w:author="PR Preview" w:date="2026-01-01T00:00:00Z">
+        <w:r>
+          <w:t xml:space="preserve">).</w:t>
+        </w:r>
+      </w:ins>
+      <w:ins w:id="51" w:author="PR Preview" w:date="2026-01-01T00:00:00Z">
+        <w:r>
+          <w:t xml:space="preserve"> </w:t>
+        </w:r>
+      </w:ins>
+      <w:ins w:id="52" w:author="PR Preview" w:date="2026-01-01T00:00:00Z">
+        <w:r>
+          <w:t xml:space="preserve">The set of all complex numbers is</w:t>
+        </w:r>
+      </w:ins>
+      <w:ins w:id="53" w:author="PR Preview" w:date="2026-01-01T00:00:00Z">
+        <w:r>
+          <w:t xml:space="preserve"> </w:t>
+        </w:r>
+      </w:ins>
+      <m:oMath>
+        <m:r>
+          <m:rPr>
+            <m:scr m:val="double-struck"/>
+            <m:sty m:val="p"/>
+          </m:rPr>
+          <m:t>C</m:t>
+        </m:r>
+        <m:limUpp>
+          <m:e>
+            <m:r>
+              <m:rPr>
+                <m:sty m:val="p"/>
+              </m:rPr>
+              <m:t>=</m:t>
+            </m:r>
+          </m:e>
+          <m:lim>
+            <m:r>
+              <m:rPr>
+                <m:nor/>
+                <m:sty m:val="p"/>
+              </m:rPr>
+              <m:t>def</m:t>
+            </m:r>
+          </m:lim>
+        </m:limUpp>
+        <m:r>
+          <m:rPr>
+            <m:sty m:val="p"/>
+          </m:rPr>
+          <m:t>{</m:t>
+        </m:r>
+        <m:r>
+          <m:t>a</m:t>
+        </m:r>
+        <m:r>
+          <m:rPr>
+            <m:sty m:val="p"/>
+          </m:rPr>
+          <m:t>+</m:t>
+        </m:r>
+        <m:r>
+          <m:t>b</m:t>
+        </m:r>
+        <m:r>
+          <m:t> </m:t>
+        </m:r>
+        <m:r>
+          <m:t>i</m:t>
+        </m:r>
+        <m:r>
+          <m:rPr>
+            <m:sty m:val="p"/>
+          </m:rPr>
+          <m:t>:</m:t>
+        </m:r>
+        <m:r>
+          <m:t>a</m:t>
+        </m:r>
+        <m:r>
+          <m:rPr>
+            <m:sty m:val="p"/>
+          </m:rPr>
+          <m:t>,</m:t>
+        </m:r>
+        <m:r>
+          <m:t>b</m:t>
+        </m:r>
+        <m:r>
+          <m:rPr>
+            <m:sty m:val="p"/>
+          </m:rPr>
+          <m:t>∈</m:t>
+        </m:r>
+        <m:r>
+          <m:rPr>
+            <m:scr m:val="double-struck"/>
+            <m:sty m:val="p"/>
+          </m:rPr>
+          <m:t>R</m:t>
+        </m:r>
+        <m:r>
+          <m:rPr>
+            <m:sty m:val="p"/>
+          </m:rPr>
+          <m:t>}</m:t>
+        </m:r>
+      </m:oMath>
+      <w:ins w:id="54" w:author="PR Preview" w:date="2026-01-01T00:00:00Z">
+        <w:r>
+          <w:t xml:space="preserve">.</w:t>
+        </w:r>
+      </w:ins>
     </w:p>
     <w:bookmarkEnd w:id="18"/>
+    <w:bookmarkStart w:id="19" w:name="def-real-part"/>
     <w:p>
       <w:pPr>
         <w:pStyle w:val="BodyText"/>
       </w:pPr>
+      <w:ins w:id="55" w:author="PR Preview" w:date="2026-01-01T00:00:00Z">
+        <w:r>
+          <w:rPr>
+            <w:b/>
+            <w:bCs/>
+          </w:rPr>
+          <w:t xml:space="preserve">Definition 3 (Real part)</w:t>
+        </w:r>
+      </w:ins>
+      <w:ins w:id="56" w:author="PR Preview" w:date="2026-01-01T00:00:00Z">
+        <w:r>
+          <w:t xml:space="preserve"> </w:t>
+        </w:r>
+      </w:ins>
+      <w:ins w:id="57" w:author="PR Preview" w:date="2026-01-01T00:00:00Z">
+        <w:r>
+          <w:t xml:space="preserve">The</w:t>
+        </w:r>
+      </w:ins>
+      <w:ins w:id="58" w:author="PR Preview" w:date="2026-01-01T00:00:00Z">
+        <w:r>
+          <w:t xml:space="preserve"> </w:t>
+        </w:r>
+      </w:ins>
+      <w:ins w:id="59" w:author="PR Preview" w:date="2026-01-01T00:00:00Z">
+        <w:r>
+          <w:rPr>
+            <w:b/>
+            <w:bCs/>
+          </w:rPr>
+          <w:t xml:space="preserve">real part</w:t>
+        </w:r>
+      </w:ins>
+      <w:ins w:id="60" w:author="PR Preview" w:date="2026-01-01T00:00:00Z">
+        <w:r>
+          <w:t xml:space="preserve"> </w:t>
+        </w:r>
+      </w:ins>
+      <w:ins w:id="61" w:author="PR Preview" w:date="2026-01-01T00:00:00Z">
+        <w:r>
+          <w:t xml:space="preserve">of a complex number</w:t>
+        </w:r>
+      </w:ins>
+      <w:ins w:id="62" w:author="PR Preview" w:date="2026-01-01T00:00:00Z">
+        <w:r>
+          <w:t xml:space="preserve"> </w:t>
+        </w:r>
+      </w:ins>
+      <m:oMath>
+        <m:r>
+          <m:t>z</m:t>
+        </m:r>
+        <m:r>
+          <m:rPr>
+            <m:sty m:val="p"/>
+          </m:rPr>
+          <m:t>=</m:t>
+        </m:r>
+        <m:r>
+          <m:t>a</m:t>
+        </m:r>
+        <m:r>
+          <m:rPr>
+            <m:sty m:val="p"/>
+          </m:rPr>
+          <m:t>+</m:t>
+        </m:r>
+        <m:r>
+          <m:t>b</m:t>
+        </m:r>
+        <m:r>
+          <m:t> </m:t>
+        </m:r>
+        <m:r>
+          <m:t>i</m:t>
+        </m:r>
+      </m:oMath>
+      <w:ins w:id="63" w:author="PR Preview" w:date="2026-01-01T00:00:00Z">
+        <w:r>
+          <w:t xml:space="preserve"> </w:t>
+        </w:r>
+      </w:ins>
+      <w:ins w:id="64" w:author="PR Preview" w:date="2026-01-01T00:00:00Z">
+        <w:r>
+          <w:t xml:space="preserve">(</w:t>
+        </w:r>
+      </w:ins>
+      <w:hyperlink w:anchor="def-complex-number">
+        <w:ins w:id="65" w:author="PR Preview" w:date="2026-01-01T00:00:00Z">
+          <w:r>
+            <w:rPr>
+              <w:rStyle w:val="Hyperlink"/>
+            </w:rPr>
+            <w:t xml:space="preserve">Definition 2</w:t>
+          </w:r>
+        </w:ins>
+      </w:hyperlink>
+      <w:ins w:id="66" w:author="PR Preview" w:date="2026-01-01T00:00:00Z">
+        <w:r>
+          <w:t xml:space="preserve">) is</w:t>
+        </w:r>
+      </w:ins>
+      <w:ins w:id="67" w:author="PR Preview" w:date="2026-01-01T00:00:00Z">
+        <w:r>
+          <w:t xml:space="preserve"> </w:t>
+        </w:r>
+      </w:ins>
+      <m:oMath>
+        <m:r>
+          <m:rPr>
+            <m:sty m:val="p"/>
+          </m:rPr>
+          <m:t>Re</m:t>
+        </m:r>
+        <m:r>
+          <m:t>z</m:t>
+        </m:r>
+        <m:limUpp>
+          <m:e>
+            <m:r>
+              <m:rPr>
+                <m:sty m:val="p"/>
+              </m:rPr>
+              <m:t>=</m:t>
+            </m:r>
+          </m:e>
+          <m:lim>
+            <m:r>
+              <m:rPr>
+                <m:nor/>
+                <m:sty m:val="p"/>
+              </m:rPr>
+              <m:t>def</m:t>
+            </m:r>
+          </m:lim>
+        </m:limUpp>
+        <m:r>
+          <m:t>a</m:t>
+        </m:r>
+      </m:oMath>
+      <w:ins w:id="68" w:author="PR Preview" w:date="2026-01-01T00:00:00Z">
+        <w:r>
+          <w:t xml:space="preserve">.</w:t>
+        </w:r>
+      </w:ins>
+    </w:p>
+    <w:bookmarkEnd w:id="19"/>
+    <w:bookmarkStart w:id="20" w:name="def-imaginary-part"/>
+    <w:p>
+      <w:pPr>
+        <w:pStyle w:val="BodyText"/>
+      </w:pPr>
+      <w:ins w:id="69" w:author="PR Preview" w:date="2026-01-01T00:00:00Z">
+        <w:r>
+          <w:rPr>
+            <w:b/>
+            <w:bCs/>
+          </w:rPr>
+          <w:t xml:space="preserve">Definition 4 (Imaginary part)</w:t>
+        </w:r>
+      </w:ins>
+      <w:ins w:id="70" w:author="PR Preview" w:date="2026-01-01T00:00:00Z">
+        <w:r>
+          <w:t xml:space="preserve"> </w:t>
+        </w:r>
+      </w:ins>
+      <w:ins w:id="71" w:author="PR Preview" w:date="2026-01-01T00:00:00Z">
+        <w:r>
+          <w:t xml:space="preserve">The</w:t>
+        </w:r>
+      </w:ins>
+      <w:ins w:id="72" w:author="PR Preview" w:date="2026-01-01T00:00:00Z">
+        <w:r>
+          <w:t xml:space="preserve"> </w:t>
+        </w:r>
+      </w:ins>
+      <w:ins w:id="73" w:author="PR Preview" w:date="2026-01-01T00:00:00Z">
+        <w:r>
+          <w:rPr>
+            <w:b/>
+            <w:bCs/>
+          </w:rPr>
+          <w:t xml:space="preserve">imaginary part</w:t>
+        </w:r>
+      </w:ins>
+      <w:ins w:id="74" w:author="PR Preview" w:date="2026-01-01T00:00:00Z">
+        <w:r>
+          <w:t xml:space="preserve"> </w:t>
+        </w:r>
+      </w:ins>
+      <w:ins w:id="75" w:author="PR Preview" w:date="2026-01-01T00:00:00Z">
+        <w:r>
+          <w:t xml:space="preserve">of a complex number</w:t>
+        </w:r>
+      </w:ins>
+      <w:ins w:id="76" w:author="PR Preview" w:date="2026-01-01T00:00:00Z">
+        <w:r>
+          <w:t xml:space="preserve"> </w:t>
+        </w:r>
+      </w:ins>
+      <m:oMath>
+        <m:r>
+          <m:t>z</m:t>
+        </m:r>
+        <m:r>
+          <m:rPr>
+            <m:sty m:val="p"/>
+          </m:rPr>
+          <m:t>=</m:t>
+        </m:r>
+        <m:r>
+          <m:t>a</m:t>
+        </m:r>
+        <m:r>
+          <m:rPr>
+            <m:sty m:val="p"/>
+          </m:rPr>
+          <m:t>+</m:t>
+        </m:r>
+        <m:r>
+          <m:t>b</m:t>
+        </m:r>
+        <m:r>
+          <m:t> </m:t>
+        </m:r>
+        <m:r>
+          <m:t>i</m:t>
+        </m:r>
+      </m:oMath>
+      <w:ins w:id="77" w:author="PR Preview" w:date="2026-01-01T00:00:00Z">
+        <w:r>
+          <w:t xml:space="preserve"> </w:t>
+        </w:r>
+      </w:ins>
+      <w:ins w:id="78" w:author="PR Preview" w:date="2026-01-01T00:00:00Z">
+        <w:r>
+          <w:t xml:space="preserve">(</w:t>
+        </w:r>
+      </w:ins>
+      <w:hyperlink w:anchor="def-complex-number">
+        <w:ins w:id="79" w:author="PR Preview" w:date="2026-01-01T00:00:00Z">
+          <w:r>
+            <w:rPr>
+              <w:rStyle w:val="Hyperlink"/>
+            </w:rPr>
+            <w:t xml:space="preserve">Definition 2</w:t>
+          </w:r>
+        </w:ins>
+      </w:hyperlink>
+      <w:ins w:id="80" w:author="PR Preview" w:date="2026-01-01T00:00:00Z">
+        <w:r>
+          <w:t xml:space="preserve">) is</w:t>
+        </w:r>
+      </w:ins>
+      <w:ins w:id="81" w:author="PR Preview" w:date="2026-01-01T00:00:00Z">
+        <w:r>
+          <w:t xml:space="preserve"> </w:t>
+        </w:r>
+      </w:ins>
+      <m:oMath>
+        <m:r>
+          <m:rPr>
+            <m:sty m:val="p"/>
+          </m:rPr>
+          <m:t>Im</m:t>
+        </m:r>
+        <m:r>
+          <m:t>z</m:t>
+        </m:r>
+        <m:limUpp>
+          <m:e>
+            <m:r>
+              <m:rPr>
+                <m:sty m:val="p"/>
+              </m:rPr>
+              <m:t>=</m:t>
+            </m:r>
+          </m:e>
+          <m:lim>
+            <m:r>
+              <m:rPr>
+                <m:nor/>
+                <m:sty m:val="p"/>
+              </m:rPr>
+              <m:t>def</m:t>
+            </m:r>
+          </m:lim>
+        </m:limUpp>
+        <m:r>
+          <m:t>b</m:t>
+        </m:r>
+      </m:oMath>
+      <w:ins w:id="82" w:author="PR Preview" w:date="2026-01-01T00:00:00Z">
+        <w:r>
+          <w:t xml:space="preserve">.</w:t>
+        </w:r>
+      </w:ins>
+    </w:p>
+    <w:bookmarkEnd w:id="20"/>
+    <w:bookmarkStart w:id="21" w:name="def-complex-equality"/>
+    <w:p>
+      <w:pPr>
+        <w:pStyle w:val="BodyText"/>
+      </w:pPr>
+      <w:ins w:id="83" w:author="PR Preview" w:date="2026-01-01T00:00:00Z">
+        <w:r>
+          <w:rPr>
+            <w:b/>
+            <w:bCs/>
+          </w:rPr>
+          <w:t xml:space="preserve">Definition 5 (Equal complex numbers)</w:t>
+        </w:r>
+      </w:ins>
+      <w:ins w:id="84" w:author="PR Preview" w:date="2026-01-01T00:00:00Z">
+        <w:r>
+          <w:t xml:space="preserve"> </w:t>
+        </w:r>
+      </w:ins>
+      <w:ins w:id="85" w:author="PR Preview" w:date="2026-01-01T00:00:00Z">
+        <w:r>
+          <w:t xml:space="preserve">Two complex numbers (</w:t>
+        </w:r>
+      </w:ins>
+      <w:hyperlink w:anchor="def-complex-number">
+        <w:ins w:id="86" w:author="PR Preview" w:date="2026-01-01T00:00:00Z">
+          <w:r>
+            <w:rPr>
+              <w:rStyle w:val="Hyperlink"/>
+            </w:rPr>
+            <w:t xml:space="preserve">Definition 2</w:t>
+          </w:r>
+        </w:ins>
+      </w:hyperlink>
+      <w:ins w:id="87" w:author="PR Preview" w:date="2026-01-01T00:00:00Z">
+        <w:r>
+          <w:t xml:space="preserve">) are</w:t>
+        </w:r>
+      </w:ins>
+      <w:ins w:id="88" w:author="PR Preview" w:date="2026-01-01T00:00:00Z">
+        <w:r>
+          <w:t xml:space="preserve"> </w:t>
+        </w:r>
+      </w:ins>
+      <w:ins w:id="89" w:author="PR Preview" w:date="2026-01-01T00:00:00Z">
+        <w:r>
+          <w:rPr>
+            <w:b/>
+            <w:bCs/>
+          </w:rPr>
+          <w:t xml:space="preserve">equal</w:t>
+        </w:r>
+      </w:ins>
+      <w:ins w:id="90" w:author="PR Preview" w:date="2026-01-01T00:00:00Z">
+        <w:r>
+          <w:t xml:space="preserve"> </w:t>
+        </w:r>
+      </w:ins>
+      <w:ins w:id="91" w:author="PR Preview" w:date="2026-01-01T00:00:00Z">
+        <w:r>
+          <w:t xml:space="preserve">exactly when their real parts (</w:t>
+        </w:r>
+      </w:ins>
+      <w:hyperlink w:anchor="def-real-part">
+        <w:ins w:id="92" w:author="PR Preview" w:date="2026-01-01T00:00:00Z">
+          <w:r>
+            <w:rPr>
+              <w:rStyle w:val="Hyperlink"/>
+            </w:rPr>
+            <w:t xml:space="preserve">Definition 3</w:t>
+          </w:r>
+        </w:ins>
+      </w:hyperlink>
+      <w:ins w:id="93" w:author="PR Preview" w:date="2026-01-01T00:00:00Z">
+        <w:r>
+          <w:t xml:space="preserve">) are equal and their imaginary parts (</w:t>
+        </w:r>
+      </w:ins>
+      <w:hyperlink w:anchor="def-imaginary-part">
+        <w:ins w:id="94" w:author="PR Preview" w:date="2026-01-01T00:00:00Z">
+          <w:r>
+            <w:rPr>
+              <w:rStyle w:val="Hyperlink"/>
+            </w:rPr>
+            <w:t xml:space="preserve">Definition 4</w:t>
+          </w:r>
+        </w:ins>
+      </w:hyperlink>
+      <w:ins w:id="95" w:author="PR Preview" w:date="2026-01-01T00:00:00Z">
+        <w:r>
+          <w:t xml:space="preserve">) are equal.</w:t>
+        </w:r>
+      </w:ins>
+    </w:p>
+    <w:bookmarkEnd w:id="21"/>
+    <w:p>
+      <w:pPr>
+        <w:pStyle w:val="BodyText"/>
+      </w:pPr>
       <w:r>
         <w:t xml:space="preserve">Axler (2024, Definition 1.1, p. 2)</w:t>
       </w:r>
@@ -3127,7 +3792,7 @@
         <w:t xml:space="preserve">defines the real and imaginary parts.</w:t>
       </w:r>
     </w:p>
-    <w:bookmarkStart w:id="19" w:name="exm-complex-number"/>
+    <w:bookmarkStart w:id="22" w:name="exm-complex-number"/>
     <w:p>
       <w:pPr>
         <w:pStyle w:val="BodyText"/>
@@ -3475,8 +4140,8 @@
         <w:t xml:space="preserve">.</w:t>
       </w:r>
     </w:p>
-    <w:bookmarkEnd w:id="19"/>
-    <w:bookmarkStart w:id="20" w:name="thm-reals-in-complex"/>
+    <w:bookmarkEnd w:id="22"/>
+    <w:bookmarkStart w:id="23" w:name="thm-reals-in-complex"/>
     <w:p>
       <w:pPr>
         <w:pStyle w:val="BodyText"/>
@@ -3681,7 +4346,7 @@
         <w:t xml:space="preserve">.</w:t>
       </w:r>
     </w:p>
-    <w:bookmarkEnd w:id="20"/>
+    <w:bookmarkEnd w:id="23"/>
     <w:p>
       <w:pPr>
         <w:pStyle w:val="BodyText"/>
@@ -3884,26 +4549,36 @@
       <w:pPr>
         <w:pStyle w:val="FirstParagraph"/>
       </w:pPr>
-      <w:r>
-        <w:t xml:space="preserve">so</w:t>
-      </w:r>
-      <w:r>
-        <w:t xml:space="preserve"> </w:t>
-      </w:r>
+      <w:del w:id="96" w:author="PR Preview" w:date="2026-01-01T00:00:00Z">
+        <w:r>
+          <w:delText xml:space="preserve">so</w:delText>
+        </w:r>
+      </w:del>
+      <w:del w:id="97" w:author="PR Preview" w:date="2026-01-01T00:00:00Z">
+        <w:r>
+          <w:delText xml:space="preserve"> </w:delText>
+        </w:r>
+      </w:del>
       <m:oMath>
         <m:r>
           <m:t>a</m:t>
         </m:r>
       </m:oMath>
-      <w:r>
-        <w:t xml:space="preserve"> </w:t>
-      </w:r>
-      <w:r>
-        <w:t xml:space="preserve">is the complex number</w:t>
-      </w:r>
-      <w:r>
-        <w:t xml:space="preserve"> </w:t>
-      </w:r>
+      <w:del w:id="98" w:author="PR Preview" w:date="2026-01-01T00:00:00Z">
+        <w:r>
+          <w:delText xml:space="preserve"> </w:delText>
+        </w:r>
+      </w:del>
+      <w:del w:id="99" w:author="PR Preview" w:date="2026-01-01T00:00:00Z">
+        <w:r>
+          <w:delText xml:space="preserve">is the complex number</w:delText>
+        </w:r>
+      </w:del>
+      <w:del w:id="100" w:author="PR Preview" w:date="2026-01-01T00:00:00Z">
+        <w:r>
+          <w:delText xml:space="preserve"> </w:delText>
+        </w:r>
+      </w:del>
       <m:oMath>
         <m:r>
           <m:t>a</m:t>
@@ -3924,29 +4599,41 @@
           <m:t>i</m:t>
         </m:r>
       </m:oMath>
-      <w:r>
-        <w:t xml:space="preserve">, whose imaginary part is</w:t>
-      </w:r>
-      <w:r>
-        <w:t xml:space="preserve"> </w:t>
-      </w:r>
+      <w:del w:id="101" w:author="PR Preview" w:date="2026-01-01T00:00:00Z">
+        <w:r>
+          <w:delText xml:space="preserve">, whose imaginary part is</w:delText>
+        </w:r>
+      </w:del>
+      <w:del w:id="102" w:author="PR Preview" w:date="2026-01-01T00:00:00Z">
+        <w:r>
+          <w:delText xml:space="preserve"> </w:delText>
+        </w:r>
+      </w:del>
       <m:oMath>
         <m:r>
           <m:t>0</m:t>
         </m:r>
       </m:oMath>
-      <w:r>
-        <w:t xml:space="preserve">.</w:t>
-      </w:r>
-      <w:r>
-        <w:t xml:space="preserve"> </w:t>
-      </w:r>
-      <w:r>
-        <w:t xml:space="preserve">The real part of</w:t>
-      </w:r>
-      <w:r>
-        <w:t xml:space="preserve"> </w:t>
-      </w:r>
+      <w:del w:id="103" w:author="PR Preview" w:date="2026-01-01T00:00:00Z">
+        <w:r>
+          <w:delText xml:space="preserve">.</w:delText>
+        </w:r>
+      </w:del>
+      <w:del w:id="104" w:author="PR Preview" w:date="2026-01-01T00:00:00Z">
+        <w:r>
+          <w:delText xml:space="preserve"> </w:delText>
+        </w:r>
+      </w:del>
+      <w:del w:id="105" w:author="PR Preview" w:date="2026-01-01T00:00:00Z">
+        <w:r>
+          <w:delText xml:space="preserve">The real part of</w:delText>
+        </w:r>
+      </w:del>
+      <w:del w:id="106" w:author="PR Preview" w:date="2026-01-01T00:00:00Z">
+        <w:r>
+          <w:delText xml:space="preserve"> </w:delText>
+        </w:r>
+      </w:del>
       <m:oMath>
         <m:r>
           <m:t>a</m:t>
@@ -3967,43 +4654,219 @@
           <m:t>i</m:t>
         </m:r>
       </m:oMath>
-      <w:r>
-        <w:t xml:space="preserve"> </w:t>
-      </w:r>
-      <w:r>
-        <w:t xml:space="preserve">is</w:t>
-      </w:r>
-      <w:r>
-        <w:t xml:space="preserve"> </w:t>
-      </w:r>
+      <w:del w:id="107" w:author="PR Preview" w:date="2026-01-01T00:00:00Z">
+        <w:r>
+          <w:delText xml:space="preserve"> </w:delText>
+        </w:r>
+      </w:del>
+      <w:del w:id="108" w:author="PR Preview" w:date="2026-01-01T00:00:00Z">
+        <w:r>
+          <w:delText xml:space="preserve">is</w:delText>
+        </w:r>
+      </w:del>
+      <w:del w:id="109" w:author="PR Preview" w:date="2026-01-01T00:00:00Z">
+        <w:r>
+          <w:delText xml:space="preserve"> </w:delText>
+        </w:r>
+      </w:del>
       <m:oMath>
         <m:r>
           <m:t>a</m:t>
         </m:r>
       </m:oMath>
-      <w:r>
-        <w:t xml:space="preserve">, and by the equality rule in</w:t>
-      </w:r>
-      <w:r>
-        <w:t xml:space="preserve"> </w:t>
-      </w:r>
+      <w:del w:id="110" w:author="PR Preview" w:date="2026-01-01T00:00:00Z">
+        <w:r>
+          <w:delText xml:space="preserve">, and by the equality rule in</w:delText>
+        </w:r>
+      </w:del>
+      <w:del w:id="111" w:author="PR Preview" w:date="2026-01-01T00:00:00Z">
+        <w:r>
+          <w:delText xml:space="preserve"> </w:delText>
+        </w:r>
+      </w:del>
       <w:hyperlink w:anchor="def-complex-number">
-        <w:r>
-          <w:rPr>
-            <w:rStyle w:val="Hyperlink"/>
-          </w:rPr>
-          <w:t xml:space="preserve">Definition 2</w:t>
-        </w:r>
+        <w:del w:id="112" w:author="PR Preview" w:date="2026-01-01T00:00:00Z">
+          <w:r>
+            <w:rPr>
+              <w:rStyle w:val="Hyperlink"/>
+            </w:rPr>
+            <w:delText xml:space="preserve">Definition 2</w:delText>
+          </w:r>
+        </w:del>
       </w:hyperlink>
-      <w:r>
-        <w:t xml:space="preserve"> </w:t>
-      </w:r>
-      <w:r>
-        <w:t xml:space="preserve">no other pair of real and imaginary parts gives the same number.</w:t>
-      </w:r>
+      <w:del w:id="113" w:author="PR Preview" w:date="2026-01-01T00:00:00Z">
+        <w:r>
+          <w:delText xml:space="preserve"> </w:delText>
+        </w:r>
+      </w:del>
+      <w:del w:id="114" w:author="PR Preview" w:date="2026-01-01T00:00:00Z">
+        <w:r>
+          <w:delText xml:space="preserve">no other pair of real and imaginary parts gives the same number.</w:delText>
+        </w:r>
+      </w:del>
     </w:p>
     <w:p>
       <w:pPr>
+        <w:pStyle w:val="FirstParagraph"/>
+      </w:pPr>
+      <w:ins w:id="115" w:author="PR Preview" w:date="2026-01-01T00:00:00Z">
+        <w:r>
+          <w:t xml:space="preserve">so</w:t>
+        </w:r>
+      </w:ins>
+      <w:ins w:id="116" w:author="PR Preview" w:date="2026-01-01T00:00:00Z">
+        <w:r>
+          <w:t xml:space="preserve"> </w:t>
+        </w:r>
+      </w:ins>
+      <m:oMath>
+        <m:r>
+          <m:t>a</m:t>
+        </m:r>
+      </m:oMath>
+      <w:ins w:id="117" w:author="PR Preview" w:date="2026-01-01T00:00:00Z">
+        <w:r>
+          <w:t xml:space="preserve"> </w:t>
+        </w:r>
+      </w:ins>
+      <w:ins w:id="118" w:author="PR Preview" w:date="2026-01-01T00:00:00Z">
+        <w:r>
+          <w:t xml:space="preserve">is the complex number</w:t>
+        </w:r>
+      </w:ins>
+      <w:ins w:id="119" w:author="PR Preview" w:date="2026-01-01T00:00:00Z">
+        <w:r>
+          <w:t xml:space="preserve"> </w:t>
+        </w:r>
+      </w:ins>
+      <m:oMath>
+        <m:r>
+          <m:t>a</m:t>
+        </m:r>
+        <m:r>
+          <m:rPr>
+            <m:sty m:val="p"/>
+          </m:rPr>
+          <m:t>+</m:t>
+        </m:r>
+        <m:r>
+          <m:t>0</m:t>
+        </m:r>
+        <m:r>
+          <m:t> </m:t>
+        </m:r>
+        <m:r>
+          <m:t>i</m:t>
+        </m:r>
+      </m:oMath>
+      <w:ins w:id="120" w:author="PR Preview" w:date="2026-01-01T00:00:00Z">
+        <w:r>
+          <w:t xml:space="preserve">, whose imaginary part is</w:t>
+        </w:r>
+      </w:ins>
+      <w:ins w:id="121" w:author="PR Preview" w:date="2026-01-01T00:00:00Z">
+        <w:r>
+          <w:t xml:space="preserve"> </w:t>
+        </w:r>
+      </w:ins>
+      <m:oMath>
+        <m:r>
+          <m:t>0</m:t>
+        </m:r>
+      </m:oMath>
+      <w:ins w:id="122" w:author="PR Preview" w:date="2026-01-01T00:00:00Z">
+        <w:r>
+          <w:t xml:space="preserve">.</w:t>
+        </w:r>
+      </w:ins>
+      <w:ins w:id="123" w:author="PR Preview" w:date="2026-01-01T00:00:00Z">
+        <w:r>
+          <w:t xml:space="preserve"> </w:t>
+        </w:r>
+      </w:ins>
+      <w:ins w:id="124" w:author="PR Preview" w:date="2026-01-01T00:00:00Z">
+        <w:r>
+          <w:t xml:space="preserve">The real part of</w:t>
+        </w:r>
+      </w:ins>
+      <w:ins w:id="125" w:author="PR Preview" w:date="2026-01-01T00:00:00Z">
+        <w:r>
+          <w:t xml:space="preserve"> </w:t>
+        </w:r>
+      </w:ins>
+      <m:oMath>
+        <m:r>
+          <m:t>a</m:t>
+        </m:r>
+        <m:r>
+          <m:rPr>
+            <m:sty m:val="p"/>
+          </m:rPr>
+          <m:t>+</m:t>
+        </m:r>
+        <m:r>
+          <m:t>0</m:t>
+        </m:r>
+        <m:r>
+          <m:t> </m:t>
+        </m:r>
+        <m:r>
+          <m:t>i</m:t>
+        </m:r>
+      </m:oMath>
+      <w:ins w:id="126" w:author="PR Preview" w:date="2026-01-01T00:00:00Z">
+        <w:r>
+          <w:t xml:space="preserve"> </w:t>
+        </w:r>
+      </w:ins>
+      <w:ins w:id="127" w:author="PR Preview" w:date="2026-01-01T00:00:00Z">
+        <w:r>
+          <w:t xml:space="preserve">is</w:t>
+        </w:r>
+      </w:ins>
+      <w:ins w:id="128" w:author="PR Preview" w:date="2026-01-01T00:00:00Z">
+        <w:r>
+          <w:t xml:space="preserve"> </w:t>
+        </w:r>
+      </w:ins>
+      <m:oMath>
+        <m:r>
+          <m:t>a</m:t>
+        </m:r>
+      </m:oMath>
+      <w:ins w:id="129" w:author="PR Preview" w:date="2026-01-01T00:00:00Z">
+        <w:r>
+          <w:t xml:space="preserve">, and by the equality rule in</w:t>
+        </w:r>
+      </w:ins>
+      <w:ins w:id="130" w:author="PR Preview" w:date="2026-01-01T00:00:00Z">
+        <w:r>
+          <w:t xml:space="preserve"> </w:t>
+        </w:r>
+      </w:ins>
+      <w:hyperlink w:anchor="def-complex-equality">
+        <w:ins w:id="131" w:author="PR Preview" w:date="2026-01-01T00:00:00Z">
+          <w:r>
+            <w:rPr>
+              <w:rStyle w:val="Hyperlink"/>
+            </w:rPr>
+            <w:t xml:space="preserve">Definition 5</w:t>
+          </w:r>
+        </w:ins>
+      </w:hyperlink>
+      <w:ins w:id="132" w:author="PR Preview" w:date="2026-01-01T00:00:00Z">
+        <w:r>
+          <w:t xml:space="preserve"> </w:t>
+        </w:r>
+      </w:ins>
+      <w:ins w:id="133" w:author="PR Preview" w:date="2026-01-01T00:00:00Z">
+        <w:r>
+          <w:t xml:space="preserve">no other pair of real and imaginary parts gives the same number.</w:t>
+        </w:r>
+      </w:ins>
+    </w:p>
+    <w:p>
+      <w:pPr>
         <w:pStyle w:val="BodyText"/>
       </w:pPr>
       <w:r>
@@ -4144,7 +5007,7 @@
         <w:t xml:space="preserve">is real.</w:t>
       </w:r>
     </w:p>
-    <w:bookmarkStart w:id="21" w:name="exm-reals-in-complex"/>
+    <w:bookmarkStart w:id="24" w:name="exm-reals-in-complex"/>
     <w:p>
       <w:pPr>
         <w:pStyle w:val="BodyText"/>
@@ -4606,8 +5469,8 @@
         <w:t xml:space="preserve">is not real, because its imaginary part is -5.</w:t>
       </w:r>
     </w:p>
-    <w:bookmarkEnd w:id="21"/>
-    <w:bookmarkStart w:id="22" w:name="thm-complex-arithmetic"/>
+    <w:bookmarkEnd w:id="24"/>
+    <w:bookmarkStart w:id="25" w:name="thm-complex-arithmetic"/>
     <w:p>
       <w:pPr>
         <w:pStyle w:val="BodyText"/>
@@ -4972,7 +5835,7 @@
         </m:oMath>
       </m:oMathPara>
     </w:p>
-    <w:bookmarkEnd w:id="22"/>
+    <w:bookmarkEnd w:id="25"/>
     <w:p>
       <w:pPr>
         <w:pStyle w:val="FirstParagraph"/>
@@ -5626,7 +6489,7 @@
         <w:t xml:space="preserve">takes these two formulas as the definitions of addition and multiplication.</w:t>
       </w:r>
     </w:p>
-    <w:bookmarkStart w:id="23" w:name="exm-complex-arithmetic"/>
+    <w:bookmarkStart w:id="26" w:name="exm-complex-arithmetic"/>
     <w:p>
       <w:pPr>
         <w:pStyle w:val="BodyText"/>
@@ -6649,44 +7512,60 @@
         </m:oMath>
       </m:oMathPara>
     </w:p>
-    <w:bookmarkEnd w:id="23"/>
-    <w:bookmarkStart w:id="24" w:name="def-complex-conjugate"/>
+    <w:bookmarkEnd w:id="26"/>
+    <w:bookmarkStart w:id="27" w:name="def-complex-conjugate"/>
     <w:p>
       <w:pPr>
         <w:pStyle w:val="FirstParagraph"/>
       </w:pPr>
-      <w:r>
-        <w:rPr>
-          <w:b/>
-          <w:bCs/>
-        </w:rPr>
-        <w:t xml:space="preserve">Definition 3 (Complex conjugate)</w:t>
-      </w:r>
-      <w:r>
-        <w:t xml:space="preserve"> </w:t>
-      </w:r>
-      <w:r>
-        <w:t xml:space="preserve">The</w:t>
-      </w:r>
-      <w:r>
-        <w:t xml:space="preserve"> </w:t>
-      </w:r>
-      <w:r>
-        <w:rPr>
-          <w:b/>
-          <w:bCs/>
-        </w:rPr>
-        <w:t xml:space="preserve">complex conjugate</w:t>
-      </w:r>
-      <w:r>
-        <w:t xml:space="preserve"> </w:t>
-      </w:r>
-      <w:r>
-        <w:t xml:space="preserve">of a complex number</w:t>
-      </w:r>
-      <w:r>
-        <w:t xml:space="preserve"> </w:t>
-      </w:r>
+      <w:del w:id="134" w:author="PR Preview" w:date="2026-01-01T00:00:00Z">
+        <w:r>
+          <w:rPr>
+            <w:b/>
+            <w:bCs/>
+          </w:rPr>
+          <w:delText xml:space="preserve">Definition 3 (Complex conjugate)</w:delText>
+        </w:r>
+      </w:del>
+      <w:del w:id="135" w:author="PR Preview" w:date="2026-01-01T00:00:00Z">
+        <w:r>
+          <w:delText xml:space="preserve"> </w:delText>
+        </w:r>
+      </w:del>
+      <w:del w:id="136" w:author="PR Preview" w:date="2026-01-01T00:00:00Z">
+        <w:r>
+          <w:delText xml:space="preserve">The</w:delText>
+        </w:r>
+      </w:del>
+      <w:del w:id="137" w:author="PR Preview" w:date="2026-01-01T00:00:00Z">
+        <w:r>
+          <w:delText xml:space="preserve"> </w:delText>
+        </w:r>
+      </w:del>
+      <w:del w:id="138" w:author="PR Preview" w:date="2026-01-01T00:00:00Z">
+        <w:r>
+          <w:rPr>
+            <w:b/>
+            <w:bCs/>
+          </w:rPr>
+          <w:delText xml:space="preserve">complex conjugate</w:delText>
+        </w:r>
+      </w:del>
+      <w:del w:id="139" w:author="PR Preview" w:date="2026-01-01T00:00:00Z">
+        <w:r>
+          <w:delText xml:space="preserve"> </w:delText>
+        </w:r>
+      </w:del>
+      <w:del w:id="140" w:author="PR Preview" w:date="2026-01-01T00:00:00Z">
+        <w:r>
+          <w:delText xml:space="preserve">of a complex number</w:delText>
+        </w:r>
+      </w:del>
+      <w:del w:id="141" w:author="PR Preview" w:date="2026-01-01T00:00:00Z">
+        <w:r>
+          <w:delText xml:space="preserve"> </w:delText>
+        </w:r>
+      </w:del>
       <m:oMath>
         <m:r>
           <m:t>z</m:t>
@@ -6716,23 +7595,138 @@
           <m:t>i</m:t>
         </m:r>
       </m:oMath>
-      <w:r>
-        <w:t xml:space="preserve"> </w:t>
-      </w:r>
-      <w:r>
-        <w:t xml:space="preserve">(</w:t>
-      </w:r>
+      <w:del w:id="142" w:author="PR Preview" w:date="2026-01-01T00:00:00Z">
+        <w:r>
+          <w:delText xml:space="preserve"> </w:delText>
+        </w:r>
+      </w:del>
+      <w:del w:id="143" w:author="PR Preview" w:date="2026-01-01T00:00:00Z">
+        <w:r>
+          <w:delText xml:space="preserve">(</w:delText>
+        </w:r>
+      </w:del>
       <w:hyperlink w:anchor="def-complex-number">
+        <w:del w:id="144" w:author="PR Preview" w:date="2026-01-01T00:00:00Z">
+          <w:r>
+            <w:rPr>
+              <w:rStyle w:val="Hyperlink"/>
+            </w:rPr>
+            <w:delText xml:space="preserve">Definition 2</w:delText>
+          </w:r>
+        </w:del>
+      </w:hyperlink>
+      <w:del w:id="145" w:author="PR Preview" w:date="2026-01-01T00:00:00Z">
+        <w:r>
+          <w:delText xml:space="preserve">) is</w:delText>
+        </w:r>
+      </w:del>
+    </w:p>
+    <w:p>
+      <w:pPr>
+        <w:pStyle w:val="FirstParagraph"/>
+      </w:pPr>
+      <w:ins w:id="146" w:author="PR Preview" w:date="2026-01-01T00:00:00Z">
         <w:r>
           <w:rPr>
-            <w:rStyle w:val="Hyperlink"/>
+            <w:b/>
+            <w:bCs/>
           </w:rPr>
-          <w:t xml:space="preserve">Definition 2</w:t>
-        </w:r>
+          <w:t xml:space="preserve">Definition 6 (Complex conjugate)</w:t>
+        </w:r>
+      </w:ins>
+      <w:ins w:id="147" w:author="PR Preview" w:date="2026-01-01T00:00:00Z">
+        <w:r>
+          <w:t xml:space="preserve"> </w:t>
+        </w:r>
+      </w:ins>
+      <w:ins w:id="148" w:author="PR Preview" w:date="2026-01-01T00:00:00Z">
+        <w:r>
+          <w:t xml:space="preserve">The</w:t>
+        </w:r>
+      </w:ins>
+      <w:ins w:id="149" w:author="PR Preview" w:date="2026-01-01T00:00:00Z">
+        <w:r>
+          <w:t xml:space="preserve"> </w:t>
+        </w:r>
+      </w:ins>
+      <w:ins w:id="150" w:author="PR Preview" w:date="2026-01-01T00:00:00Z">
+        <w:r>
+          <w:rPr>
+            <w:b/>
+            <w:bCs/>
+          </w:rPr>
+          <w:t xml:space="preserve">complex conjugate</w:t>
+        </w:r>
+      </w:ins>
+      <w:ins w:id="151" w:author="PR Preview" w:date="2026-01-01T00:00:00Z">
+        <w:r>
+          <w:t xml:space="preserve"> </w:t>
+        </w:r>
+      </w:ins>
+      <w:ins w:id="152" w:author="PR Preview" w:date="2026-01-01T00:00:00Z">
+        <w:r>
+          <w:t xml:space="preserve">of a complex number</w:t>
+        </w:r>
+      </w:ins>
+      <w:ins w:id="153" w:author="PR Preview" w:date="2026-01-01T00:00:00Z">
+        <w:r>
+          <w:t xml:space="preserve"> </w:t>
+        </w:r>
+      </w:ins>
+      <m:oMath>
+        <m:r>
+          <m:t>z</m:t>
+        </m:r>
+        <m:r>
+          <m:rPr>
+            <m:sty m:val="p"/>
+          </m:rPr>
+          <m:t>=</m:t>
+        </m:r>
+        <m:r>
+          <m:t>a</m:t>
+        </m:r>
+        <m:r>
+          <m:rPr>
+            <m:sty m:val="p"/>
+          </m:rPr>
+          <m:t>+</m:t>
+        </m:r>
+        <m:r>
+          <m:t>b</m:t>
+        </m:r>
+        <m:r>
+          <m:t> </m:t>
+        </m:r>
+        <m:r>
+          <m:t>i</m:t>
+        </m:r>
+      </m:oMath>
+      <w:ins w:id="154" w:author="PR Preview" w:date="2026-01-01T00:00:00Z">
+        <w:r>
+          <w:t xml:space="preserve"> </w:t>
+        </w:r>
+      </w:ins>
+      <w:ins w:id="155" w:author="PR Preview" w:date="2026-01-01T00:00:00Z">
+        <w:r>
+          <w:t xml:space="preserve">(</w:t>
+        </w:r>
+      </w:ins>
+      <w:hyperlink w:anchor="def-complex-number">
+        <w:ins w:id="156" w:author="PR Preview" w:date="2026-01-01T00:00:00Z">
+          <w:r>
+            <w:rPr>
+              <w:rStyle w:val="Hyperlink"/>
+            </w:rPr>
+            <w:t xml:space="preserve">Definition 2</w:t>
+          </w:r>
+        </w:ins>
       </w:hyperlink>
-      <w:r>
-        <w:t xml:space="preserve">) is</w:t>
-      </w:r>
+      <w:ins w:id="157" w:author="PR Preview" w:date="2026-01-01T00:00:00Z">
+        <w:r>
+          <w:t xml:space="preserve">) is</w:t>
+        </w:r>
+      </w:ins>
     </w:p>
     <w:p>
       <w:pPr>
@@ -6799,7 +7793,7 @@
         </m:oMath>
       </m:oMathPara>
     </w:p>
-    <w:bookmarkEnd w:id="24"/>
+    <w:bookmarkEnd w:id="27"/>
     <w:p>
       <w:pPr>
         <w:pStyle w:val="FirstParagraph"/>
@@ -6880,7 +7874,7 @@
         <w:t xml:space="preserve">.</w:t>
       </w:r>
     </w:p>
-    <w:bookmarkStart w:id="25" w:name="exm-complex-conjugate"/>
+    <w:bookmarkStart w:id="28" w:name="exm-complex-conjugate"/>
     <w:p>
       <w:pPr>
         <w:pStyle w:val="BodyText"/>
@@ -6903,7 +7897,7 @@
       <w:pPr>
         <w:numPr>
           <w:ilvl w:val="0"/>
-          <w:numId w:val="1004"/>
+          <w:numId w:val="1003"/>
         </w:numPr>
       </w:pPr>
       <m:oMath>
@@ -7276,54 +8270,74 @@
         <w:t xml:space="preserve">, is not.</w:t>
       </w:r>
     </w:p>
-    <w:bookmarkEnd w:id="25"/>
-    <w:bookmarkStart w:id="26" w:name="def-complex-modulus"/>
+    <w:bookmarkEnd w:id="28"/>
+    <w:bookmarkStart w:id="29" w:name="def-complex-modulus"/>
     <w:p>
       <w:pPr>
         <w:pStyle w:val="FirstParagraph"/>
       </w:pPr>
-      <w:r>
-        <w:rPr>
-          <w:b/>
-          <w:bCs/>
-        </w:rPr>
-        <w:t xml:space="preserve">Definition 4 (Absolute value (modulus) of a complex number)</w:t>
-      </w:r>
-      <w:r>
-        <w:t xml:space="preserve"> </w:t>
-      </w:r>
-      <w:r>
-        <w:t xml:space="preserve">The</w:t>
-      </w:r>
-      <w:r>
-        <w:t xml:space="preserve"> </w:t>
-      </w:r>
-      <w:r>
-        <w:rPr>
-          <w:b/>
-          <w:bCs/>
-        </w:rPr>
-        <w:t xml:space="preserve">absolute value</w:t>
-      </w:r>
-      <w:r>
-        <w:t xml:space="preserve">, or</w:t>
-      </w:r>
-      <w:r>
-        <w:t xml:space="preserve"> </w:t>
-      </w:r>
-      <w:r>
-        <w:rPr>
-          <w:b/>
-          <w:bCs/>
-        </w:rPr>
-        <w:t xml:space="preserve">modulus</w:t>
-      </w:r>
-      <w:r>
-        <w:t xml:space="preserve">, of a complex number</w:t>
-      </w:r>
-      <w:r>
-        <w:t xml:space="preserve"> </w:t>
-      </w:r>
+      <w:del w:id="158" w:author="PR Preview" w:date="2026-01-01T00:00:00Z">
+        <w:r>
+          <w:rPr>
+            <w:b/>
+            <w:bCs/>
+          </w:rPr>
+          <w:delText xml:space="preserve">Definition 4 (Absolute value (modulus) of a complex number)</w:delText>
+        </w:r>
+      </w:del>
+      <w:del w:id="159" w:author="PR Preview" w:date="2026-01-01T00:00:00Z">
+        <w:r>
+          <w:delText xml:space="preserve"> </w:delText>
+        </w:r>
+      </w:del>
+      <w:del w:id="160" w:author="PR Preview" w:date="2026-01-01T00:00:00Z">
+        <w:r>
+          <w:delText xml:space="preserve">The</w:delText>
+        </w:r>
+      </w:del>
+      <w:del w:id="161" w:author="PR Preview" w:date="2026-01-01T00:00:00Z">
+        <w:r>
+          <w:delText xml:space="preserve"> </w:delText>
+        </w:r>
+      </w:del>
+      <w:del w:id="162" w:author="PR Preview" w:date="2026-01-01T00:00:00Z">
+        <w:r>
+          <w:rPr>
+            <w:b/>
+            <w:bCs/>
+          </w:rPr>
+          <w:delText xml:space="preserve">absolute value</w:delText>
+        </w:r>
+      </w:del>
+      <w:del w:id="163" w:author="PR Preview" w:date="2026-01-01T00:00:00Z">
+        <w:r>
+          <w:delText xml:space="preserve">, or</w:delText>
+        </w:r>
+      </w:del>
+      <w:del w:id="164" w:author="PR Preview" w:date="2026-01-01T00:00:00Z">
+        <w:r>
+          <w:delText xml:space="preserve"> </w:delText>
+        </w:r>
+      </w:del>
+      <w:del w:id="165" w:author="PR Preview" w:date="2026-01-01T00:00:00Z">
+        <w:r>
+          <w:rPr>
+            <w:b/>
+            <w:bCs/>
+          </w:rPr>
+          <w:delText xml:space="preserve">modulus</w:delText>
+        </w:r>
+      </w:del>
+      <w:del w:id="166" w:author="PR Preview" w:date="2026-01-01T00:00:00Z">
+        <w:r>
+          <w:delText xml:space="preserve">, of a complex number</w:delText>
+        </w:r>
+      </w:del>
+      <w:del w:id="167" w:author="PR Preview" w:date="2026-01-01T00:00:00Z">
+        <w:r>
+          <w:delText xml:space="preserve"> </w:delText>
+        </w:r>
+      </w:del>
       <m:oMath>
         <m:r>
           <m:t>z</m:t>
@@ -7353,23 +8367,152 @@
           <m:t>i</m:t>
         </m:r>
       </m:oMath>
-      <w:r>
-        <w:t xml:space="preserve"> </w:t>
-      </w:r>
-      <w:r>
-        <w:t xml:space="preserve">(</w:t>
-      </w:r>
+      <w:del w:id="168" w:author="PR Preview" w:date="2026-01-01T00:00:00Z">
+        <w:r>
+          <w:delText xml:space="preserve"> </w:delText>
+        </w:r>
+      </w:del>
+      <w:del w:id="169" w:author="PR Preview" w:date="2026-01-01T00:00:00Z">
+        <w:r>
+          <w:delText xml:space="preserve">(</w:delText>
+        </w:r>
+      </w:del>
       <w:hyperlink w:anchor="def-complex-number">
+        <w:del w:id="170" w:author="PR Preview" w:date="2026-01-01T00:00:00Z">
+          <w:r>
+            <w:rPr>
+              <w:rStyle w:val="Hyperlink"/>
+            </w:rPr>
+            <w:delText xml:space="preserve">Definition 2</w:delText>
+          </w:r>
+        </w:del>
+      </w:hyperlink>
+      <w:del w:id="171" w:author="PR Preview" w:date="2026-01-01T00:00:00Z">
+        <w:r>
+          <w:delText xml:space="preserve">) is</w:delText>
+        </w:r>
+      </w:del>
+    </w:p>
+    <w:p>
+      <w:pPr>
+        <w:pStyle w:val="FirstParagraph"/>
+      </w:pPr>
+      <w:ins w:id="172" w:author="PR Preview" w:date="2026-01-01T00:00:00Z">
         <w:r>
           <w:rPr>
-            <w:rStyle w:val="Hyperlink"/>
+            <w:b/>
+            <w:bCs/>
           </w:rPr>
-          <w:t xml:space="preserve">Definition 2</w:t>
-        </w:r>
+          <w:t xml:space="preserve">Definition 7 (Absolute value (modulus) of a complex number)</w:t>
+        </w:r>
+      </w:ins>
+      <w:ins w:id="173" w:author="PR Preview" w:date="2026-01-01T00:00:00Z">
+        <w:r>
+          <w:t xml:space="preserve"> </w:t>
+        </w:r>
+      </w:ins>
+      <w:ins w:id="174" w:author="PR Preview" w:date="2026-01-01T00:00:00Z">
+        <w:r>
+          <w:t xml:space="preserve">The</w:t>
+        </w:r>
+      </w:ins>
+      <w:ins w:id="175" w:author="PR Preview" w:date="2026-01-01T00:00:00Z">
+        <w:r>
+          <w:t xml:space="preserve"> </w:t>
+        </w:r>
+      </w:ins>
+      <w:ins w:id="176" w:author="PR Preview" w:date="2026-01-01T00:00:00Z">
+        <w:r>
+          <w:rPr>
+            <w:b/>
+            <w:bCs/>
+          </w:rPr>
+          <w:t xml:space="preserve">absolute value</w:t>
+        </w:r>
+      </w:ins>
+      <w:ins w:id="177" w:author="PR Preview" w:date="2026-01-01T00:00:00Z">
+        <w:r>
+          <w:t xml:space="preserve">, or</w:t>
+        </w:r>
+      </w:ins>
+      <w:ins w:id="178" w:author="PR Preview" w:date="2026-01-01T00:00:00Z">
+        <w:r>
+          <w:t xml:space="preserve"> </w:t>
+        </w:r>
+      </w:ins>
+      <w:ins w:id="179" w:author="PR Preview" w:date="2026-01-01T00:00:00Z">
+        <w:r>
+          <w:rPr>
+            <w:b/>
+            <w:bCs/>
+          </w:rPr>
+          <w:t xml:space="preserve">modulus</w:t>
+        </w:r>
+      </w:ins>
+      <w:ins w:id="180" w:author="PR Preview" w:date="2026-01-01T00:00:00Z">
+        <w:r>
+          <w:t xml:space="preserve">, of a complex number</w:t>
+        </w:r>
+      </w:ins>
+      <w:ins w:id="181" w:author="PR Preview" w:date="2026-01-01T00:00:00Z">
+        <w:r>
+          <w:t xml:space="preserve"> </w:t>
+        </w:r>
+      </w:ins>
+      <m:oMath>
+        <m:r>
+          <m:t>z</m:t>
+        </m:r>
+        <m:r>
+          <m:rPr>
+            <m:sty m:val="p"/>
+          </m:rPr>
+          <m:t>=</m:t>
+        </m:r>
+        <m:r>
+          <m:t>a</m:t>
+        </m:r>
+        <m:r>
+          <m:rPr>
+            <m:sty m:val="p"/>
+          </m:rPr>
+          <m:t>+</m:t>
+        </m:r>
+        <m:r>
+          <m:t>b</m:t>
+        </m:r>
+        <m:r>
+          <m:t> </m:t>
+        </m:r>
+        <m:r>
+          <m:t>i</m:t>
+        </m:r>
+      </m:oMath>
+      <w:ins w:id="182" w:author="PR Preview" w:date="2026-01-01T00:00:00Z">
+        <w:r>
+          <w:t xml:space="preserve"> </w:t>
+        </w:r>
+      </w:ins>
+      <w:ins w:id="183" w:author="PR Preview" w:date="2026-01-01T00:00:00Z">
+        <w:r>
+          <w:t xml:space="preserve">(</w:t>
+        </w:r>
+      </w:ins>
+      <w:hyperlink w:anchor="def-complex-number">
+        <w:ins w:id="184" w:author="PR Preview" w:date="2026-01-01T00:00:00Z">
+          <w:r>
+            <w:rPr>
+              <w:rStyle w:val="Hyperlink"/>
+            </w:rPr>
+            <w:t xml:space="preserve">Definition 2</w:t>
+          </w:r>
+        </w:ins>
       </w:hyperlink>
-      <w:r>
-        <w:t xml:space="preserve">) is</w:t>
-      </w:r>
+      <w:ins w:id="185" w:author="PR Preview" w:date="2026-01-01T00:00:00Z">
+        <w:r>
+          <w:t xml:space="preserve">) is</w:t>
+        </w:r>
+      </w:ins>
     </w:p>
     <w:p>
       <w:pPr>
@@ -7465,7 +8608,7 @@
         </m:oMath>
       </m:oMathPara>
     </w:p>
-    <w:bookmarkEnd w:id="26"/>
+    <w:bookmarkEnd w:id="29"/>
     <w:p>
       <w:pPr>
         <w:pStyle w:val="FirstParagraph"/>
@@ -7480,7 +8623,7 @@
         <w:t xml:space="preserve">gives the same definition.</w:t>
       </w:r>
     </w:p>
-    <w:bookmarkStart w:id="27" w:name="exm-complex-modulus"/>
+    <w:bookmarkStart w:id="30" w:name="exm-complex-modulus"/>
     <w:p>
       <w:pPr>
         <w:pStyle w:val="BodyText"/>
@@ -7796,7 +8939,7 @@
       <w:pPr>
         <w:numPr>
           <w:ilvl w:val="0"/>
-          <w:numId w:val="1005"/>
+          <w:numId w:val="1004"/>
         </w:numPr>
       </w:pPr>
       <w:r>
@@ -8066,8 +9209,8 @@
         </m:oMath>
       </m:oMathPara>
     </w:p>
-    <w:bookmarkEnd w:id="27"/>
-    <w:bookmarkStart w:id="28" w:name="thm-conj-product"/>
+    <w:bookmarkEnd w:id="30"/>
+    <w:bookmarkStart w:id="31" w:name="thm-conj-product"/>
     <w:p>
       <w:pPr>
         <w:pStyle w:val="FirstParagraph"/>
@@ -8200,7 +9343,7 @@
         <w:t xml:space="preserve">is a nonnegative real number.</w:t>
       </w:r>
     </w:p>
-    <w:bookmarkEnd w:id="28"/>
+    <w:bookmarkEnd w:id="31"/>
     <w:p>
       <w:pPr>
         <w:pStyle w:val="BodyText"/>
@@ -8394,7 +9537,7 @@
                   <m:nor/>
                   <m:sty m:val="p"/>
                 </m:rPr>
-                <m:t>Definition 3</m:t>
+                <m:t>Definition 6</m:t>
               </m:r>
               <m:r>
                 <m:rPr>
@@ -8721,7 +9864,7 @@
                   <m:nor/>
                   <m:sty m:val="p"/>
                 </m:rPr>
-                <m:t>Definition 4</m:t>
+                <m:t>Definition 7</m:t>
               </m:r>
               <m:r>
                 <m:rPr>
@@ -8749,7 +9892,7 @@
         <w:t xml:space="preserve">lists this identity among the properties of complex numbers.</w:t>
       </w:r>
     </w:p>
-    <w:bookmarkStart w:id="29" w:name="exm-conj-product"/>
+    <w:bookmarkStart w:id="32" w:name="exm-conj-product"/>
     <w:p>
       <w:pPr>
         <w:pStyle w:val="BodyText"/>
@@ -9218,9 +10361,9 @@
         <w:t xml:space="preserve">says.</w:t>
       </w:r>
     </w:p>
-    <w:bookmarkEnd w:id="29"/>
-    <w:bookmarkStart w:id="32" w:name="refs"/>
-    <w:bookmarkStart w:id="31" w:name="ref-axler2024linear"/>
+    <w:bookmarkEnd w:id="32"/>
+    <w:bookmarkStart w:id="35" w:name="refs"/>
+    <w:bookmarkStart w:id="34" w:name="ref-axler2024linear"/>
     <w:p>
       <w:pPr>
         <w:pStyle w:val="Bibliography"/>
@@ -9244,7 +10387,7 @@
       <w:r>
         <w:t xml:space="preserve"> </w:t>
       </w:r>
-      <w:hyperlink r:id="rId30">
+      <w:hyperlink r:id="rId33">
         <w:r>
           <w:rPr>
             <w:rStyle w:val="Hyperlink"/>
@@ -9256,9 +10399,9 @@
         <w:t xml:space="preserve">.</w:t>
       </w:r>
     </w:p>
-    <w:bookmarkEnd w:id="31"/>
-    <w:bookmarkEnd w:id="32"/>
-    <w:bookmarkEnd w:id="33"/>
+    <w:bookmarkEnd w:id="34"/>
+    <w:bookmarkEnd w:id="35"/>
+    <w:bookmarkEnd w:id="36"/>
     <w:sectPr>
       <w:footnotePr>
         <w:numRestart w:val="eachSect"/>
@@ -9485,9 +10628,6 @@
     <w:abstractNumId w:val="991"/>
   </w:num>
   <w:num w:numId="1004">
-    <w:abstractNumId w:val="991"/>
-  </w:num>
-  <w:num w:numId="1005">
     <w:abstractNumId w:val="991"/>
   </w:num>
 </w:numbering>

--- a/pr-preview/pr-311/algebra-complex-tracked-changes.docx
+++ b/pr-preview/pr-311/algebra-complex-tracked-changes.docx
@@ -16,7 +16,7 @@
       </w:pPr>
       <w:del w:id="1" w:author="PR Preview" w:date="2026-01-01T00:00:00Z">
         <w:r>
-          <w:delText xml:space="preserve">Last modified: 2026-10-15 14:23:59 (PDT)</w:delText>
+          <w:delText xml:space="preserve">Last modified: 2026-10-15 18:37:38 (PDT)</w:delText>
         </w:r>
       </w:del>
     </w:p>
@@ -26,7 +26,7 @@
       </w:pPr>
       <w:ins w:id="2" w:author="PR Preview" w:date="2026-01-01T00:00:00Z">
         <w:r>
-          <w:t xml:space="preserve">Last modified: 2026-10-15 15:23:10 (PDT)</w:t>
+          <w:t xml:space="preserve">Last modified: 2026-10-15 18:40:39 (PDT)</w:t>
         </w:r>
       </w:ins>
     </w:p>
@@ -2684,158 +2684,78 @@
       <w:pPr>
         <w:pStyle w:val="FirstParagraph"/>
       </w:pPr>
-      <w:del w:id="3" w:author="PR Preview" w:date="2026-01-01T00:00:00Z">
-        <w:r>
-          <w:delText xml:space="preserve">where</w:delText>
-        </w:r>
-      </w:del>
-      <w:del w:id="4" w:author="PR Preview" w:date="2026-01-01T00:00:00Z">
-        <w:r>
-          <w:delText xml:space="preserve"> </w:delText>
-        </w:r>
-      </w:del>
+      <w:r>
+        <w:t xml:space="preserve">where</w:t>
+      </w:r>
+      <w:r>
+        <w:t xml:space="preserve"> </w:t>
+      </w:r>
       <m:oMath>
         <m:r>
           <m:t>a</m:t>
         </m:r>
       </m:oMath>
-      <w:del w:id="5" w:author="PR Preview" w:date="2026-01-01T00:00:00Z">
-        <w:r>
-          <w:delText xml:space="preserve"> </w:delText>
-        </w:r>
-      </w:del>
-      <w:del w:id="6" w:author="PR Preview" w:date="2026-01-01T00:00:00Z">
-        <w:r>
-          <w:delText xml:space="preserve">and</w:delText>
-        </w:r>
-      </w:del>
-      <w:del w:id="7" w:author="PR Preview" w:date="2026-01-01T00:00:00Z">
-        <w:r>
-          <w:delText xml:space="preserve"> </w:delText>
-        </w:r>
-      </w:del>
+      <w:r>
+        <w:t xml:space="preserve"> </w:t>
+      </w:r>
+      <w:r>
+        <w:t xml:space="preserve">and</w:t>
+      </w:r>
+      <w:r>
+        <w:t xml:space="preserve"> </w:t>
+      </w:r>
       <m:oMath>
         <m:r>
           <m:t>b</m:t>
         </m:r>
       </m:oMath>
-      <w:del w:id="8" w:author="PR Preview" w:date="2026-01-01T00:00:00Z">
-        <w:r>
-          <w:delText xml:space="preserve"> </w:delText>
-        </w:r>
-      </w:del>
-      <w:del w:id="9" w:author="PR Preview" w:date="2026-01-01T00:00:00Z">
-        <w:r>
-          <w:delText xml:space="preserve">are real numbers and</w:delText>
-        </w:r>
-      </w:del>
-      <w:del w:id="10" w:author="PR Preview" w:date="2026-01-01T00:00:00Z">
-        <w:r>
-          <w:delText xml:space="preserve"> </w:delText>
-        </w:r>
-      </w:del>
+      <w:r>
+        <w:t xml:space="preserve"> </w:t>
+      </w:r>
+      <w:r>
+        <w:t xml:space="preserve">are real numbers and</w:t>
+      </w:r>
+      <w:r>
+        <w:t xml:space="preserve"> </w:t>
+      </w:r>
       <m:oMath>
         <m:r>
           <m:t>i</m:t>
         </m:r>
       </m:oMath>
-      <w:del w:id="11" w:author="PR Preview" w:date="2026-01-01T00:00:00Z">
-        <w:r>
-          <w:delText xml:space="preserve"> </w:delText>
-        </w:r>
-      </w:del>
-      <w:del w:id="12" w:author="PR Preview" w:date="2026-01-01T00:00:00Z">
-        <w:r>
-          <w:delText xml:space="preserve">is the imaginary unit (</w:delText>
-        </w:r>
-      </w:del>
+      <w:r>
+        <w:t xml:space="preserve"> </w:t>
+      </w:r>
+      <w:r>
+        <w:t xml:space="preserve">is the imaginary unit (</w:t>
+      </w:r>
       <w:hyperlink w:anchor="def-imaginary-unit">
-        <w:del w:id="13" w:author="PR Preview" w:date="2026-01-01T00:00:00Z">
-          <w:r>
-            <w:rPr>
-              <w:rStyle w:val="Hyperlink"/>
-            </w:rPr>
-            <w:delText xml:space="preserve">Definition 1</w:delText>
-          </w:r>
-        </w:del>
-      </w:hyperlink>
-      <w:del w:id="14" w:author="PR Preview" w:date="2026-01-01T00:00:00Z">
-        <w:r>
-          <w:delText xml:space="preserve">).</w:delText>
-        </w:r>
-      </w:del>
-    </w:p>
-    <w:p>
-      <w:pPr>
-        <w:pStyle w:val="Compact"/>
-        <w:numPr>
-          <w:ilvl w:val="0"/>
-          <w:numId w:val="1003"/>
-        </w:numPr>
-      </w:pPr>
-      <w:del w:id="15" w:author="PR Preview" w:date="2026-01-01T00:00:00Z">
-        <w:r>
-          <w:delText xml:space="preserve">The</w:delText>
-        </w:r>
-      </w:del>
-      <w:del w:id="16" w:author="PR Preview" w:date="2026-01-01T00:00:00Z">
-        <w:r>
-          <w:delText xml:space="preserve"> </w:delText>
-        </w:r>
-      </w:del>
-      <w:del w:id="17" w:author="PR Preview" w:date="2026-01-01T00:00:00Z">
         <w:r>
           <w:rPr>
-            <w:b/>
-            <w:bCs/>
+            <w:rStyle w:val="Hyperlink"/>
           </w:rPr>
-          <w:delText xml:space="preserve">real part</w:delText>
+          <w:t xml:space="preserve">Definition 1</w:t>
         </w:r>
-      </w:del>
-      <w:del w:id="18" w:author="PR Preview" w:date="2026-01-01T00:00:00Z">
-        <w:r>
-          <w:delText xml:space="preserve"> </w:delText>
-        </w:r>
-      </w:del>
-      <w:del w:id="19" w:author="PR Preview" w:date="2026-01-01T00:00:00Z">
-        <w:r>
-          <w:delText xml:space="preserve">of</w:delText>
-        </w:r>
-      </w:del>
-      <w:del w:id="20" w:author="PR Preview" w:date="2026-01-01T00:00:00Z">
-        <w:r>
-          <w:delText xml:space="preserve"> </w:delText>
-        </w:r>
-      </w:del>
+      </w:hyperlink>
+      <w:r>
+        <w:t xml:space="preserve">).</w:t>
+      </w:r>
+      <w:r>
+        <w:t xml:space="preserve"> </w:t>
+      </w:r>
+      <w:r>
+        <w:t xml:space="preserve">The set of all complex numbers is</w:t>
+      </w:r>
+      <w:r>
+        <w:t xml:space="preserve"> </w:t>
+      </w:r>
       <m:oMath>
         <m:r>
-          <m:t>z</m:t>
-        </m:r>
-      </m:oMath>
-      <w:del w:id="21" w:author="PR Preview" w:date="2026-01-01T00:00:00Z">
-        <w:r>
-          <w:delText xml:space="preserve"> </w:delText>
-        </w:r>
-      </w:del>
-      <w:del w:id="22" w:author="PR Preview" w:date="2026-01-01T00:00:00Z">
-        <w:r>
-          <w:delText xml:space="preserve">is</w:delText>
-        </w:r>
-      </w:del>
-      <w:del w:id="23" w:author="PR Preview" w:date="2026-01-01T00:00:00Z">
-        <w:r>
-          <w:delText xml:space="preserve"> </w:delText>
-        </w:r>
-      </w:del>
-      <m:oMath>
-        <m:r>
-          <m:rPr>
-            <m:sty m:val="p"/>
-          </m:rPr>
-          <m:t>Re</m:t>
-        </m:r>
-        <m:r>
-          <m:t>z</m:t>
+          <m:rPr>
+            <m:scr m:val="double-struck"/>
+            <m:sty m:val="p"/>
+          </m:rPr>
+          <m:t>C</m:t>
         </m:r>
         <m:limUpp>
           <m:e>
@@ -2857,83 +2777,164 @@
           </m:lim>
         </m:limUpp>
         <m:r>
+          <m:rPr>
+            <m:sty m:val="p"/>
+          </m:rPr>
+          <m:t>{</m:t>
+        </m:r>
+        <m:r>
           <m:t>a</m:t>
         </m:r>
+        <m:r>
+          <m:rPr>
+            <m:sty m:val="p"/>
+          </m:rPr>
+          <m:t>+</m:t>
+        </m:r>
+        <m:r>
+          <m:t>b</m:t>
+        </m:r>
+        <m:r>
+          <m:t> </m:t>
+        </m:r>
+        <m:r>
+          <m:t>i</m:t>
+        </m:r>
+        <m:r>
+          <m:rPr>
+            <m:sty m:val="p"/>
+          </m:rPr>
+          <m:t>:</m:t>
+        </m:r>
+        <m:r>
+          <m:t>a</m:t>
+        </m:r>
+        <m:r>
+          <m:rPr>
+            <m:sty m:val="p"/>
+          </m:rPr>
+          <m:t>,</m:t>
+        </m:r>
+        <m:r>
+          <m:t>b</m:t>
+        </m:r>
+        <m:r>
+          <m:rPr>
+            <m:sty m:val="p"/>
+          </m:rPr>
+          <m:t>∈</m:t>
+        </m:r>
+        <m:r>
+          <m:rPr>
+            <m:scr m:val="double-struck"/>
+            <m:sty m:val="p"/>
+          </m:rPr>
+          <m:t>R</m:t>
+        </m:r>
+        <m:r>
+          <m:rPr>
+            <m:sty m:val="p"/>
+          </m:rPr>
+          <m:t>}</m:t>
+        </m:r>
       </m:oMath>
-      <w:del w:id="24" w:author="PR Preview" w:date="2026-01-01T00:00:00Z">
-        <w:r>
-          <w:delText xml:space="preserve">.</w:delText>
-        </w:r>
-      </w:del>
+      <w:r>
+        <w:t xml:space="preserve">.</w:t>
+      </w:r>
     </w:p>
+    <w:bookmarkEnd w:id="18"/>
+    <w:bookmarkStart w:id="19" w:name="def-real-part"/>
     <w:p>
       <w:pPr>
-        <w:pStyle w:val="Compact"/>
-        <w:numPr>
-          <w:ilvl w:val="0"/>
-          <w:numId w:val="1003"/>
-        </w:numPr>
-      </w:pPr>
-      <w:del w:id="25" w:author="PR Preview" w:date="2026-01-01T00:00:00Z">
-        <w:r>
-          <w:delText xml:space="preserve">The</w:delText>
-        </w:r>
-      </w:del>
-      <w:del w:id="26" w:author="PR Preview" w:date="2026-01-01T00:00:00Z">
-        <w:r>
-          <w:delText xml:space="preserve"> </w:delText>
-        </w:r>
-      </w:del>
-      <w:del w:id="27" w:author="PR Preview" w:date="2026-01-01T00:00:00Z">
+        <w:pStyle w:val="BodyText"/>
+      </w:pPr>
+      <w:r>
+        <w:rPr>
+          <w:b/>
+          <w:bCs/>
+        </w:rPr>
+        <w:t xml:space="preserve">Definition 3 (Real part)</w:t>
+      </w:r>
+      <w:r>
+        <w:t xml:space="preserve"> </w:t>
+      </w:r>
+      <w:r>
+        <w:t xml:space="preserve">The</w:t>
+      </w:r>
+      <w:r>
+        <w:t xml:space="preserve"> </w:t>
+      </w:r>
+      <w:r>
+        <w:rPr>
+          <w:b/>
+          <w:bCs/>
+        </w:rPr>
+        <w:t xml:space="preserve">real part</w:t>
+      </w:r>
+      <w:r>
+        <w:t xml:space="preserve"> </w:t>
+      </w:r>
+      <w:r>
+        <w:t xml:space="preserve">of a complex number</w:t>
+      </w:r>
+      <w:r>
+        <w:t xml:space="preserve"> </w:t>
+      </w:r>
+      <m:oMath>
+        <m:r>
+          <m:t>z</m:t>
+        </m:r>
+        <m:r>
+          <m:rPr>
+            <m:sty m:val="p"/>
+          </m:rPr>
+          <m:t>=</m:t>
+        </m:r>
+        <m:r>
+          <m:t>a</m:t>
+        </m:r>
+        <m:r>
+          <m:rPr>
+            <m:sty m:val="p"/>
+          </m:rPr>
+          <m:t>+</m:t>
+        </m:r>
+        <m:r>
+          <m:t>b</m:t>
+        </m:r>
+        <m:r>
+          <m:t> </m:t>
+        </m:r>
+        <m:r>
+          <m:t>i</m:t>
+        </m:r>
+      </m:oMath>
+      <w:r>
+        <w:t xml:space="preserve"> </w:t>
+      </w:r>
+      <w:r>
+        <w:t xml:space="preserve">(</w:t>
+      </w:r>
+      <w:hyperlink w:anchor="def-complex-number">
         <w:r>
           <w:rPr>
-            <w:b/>
-            <w:bCs/>
+            <w:rStyle w:val="Hyperlink"/>
           </w:rPr>
-          <w:delText xml:space="preserve">imaginary part</w:delText>
+          <w:t xml:space="preserve">Definition 2</w:t>
         </w:r>
-      </w:del>
-      <w:del w:id="28" w:author="PR Preview" w:date="2026-01-01T00:00:00Z">
-        <w:r>
-          <w:delText xml:space="preserve"> </w:delText>
-        </w:r>
-      </w:del>
-      <w:del w:id="29" w:author="PR Preview" w:date="2026-01-01T00:00:00Z">
-        <w:r>
-          <w:delText xml:space="preserve">of</w:delText>
-        </w:r>
-      </w:del>
-      <w:del w:id="30" w:author="PR Preview" w:date="2026-01-01T00:00:00Z">
-        <w:r>
-          <w:delText xml:space="preserve"> </w:delText>
-        </w:r>
-      </w:del>
+      </w:hyperlink>
+      <w:r>
+        <w:t xml:space="preserve">) is</w:t>
+      </w:r>
+      <w:r>
+        <w:t xml:space="preserve"> </w:t>
+      </w:r>
       <m:oMath>
         <m:r>
-          <m:t>z</m:t>
-        </m:r>
-      </m:oMath>
-      <w:del w:id="31" w:author="PR Preview" w:date="2026-01-01T00:00:00Z">
-        <w:r>
-          <w:delText xml:space="preserve"> </w:delText>
-        </w:r>
-      </w:del>
-      <w:del w:id="32" w:author="PR Preview" w:date="2026-01-01T00:00:00Z">
-        <w:r>
-          <w:delText xml:space="preserve">is</w:delText>
-        </w:r>
-      </w:del>
-      <w:del w:id="33" w:author="PR Preview" w:date="2026-01-01T00:00:00Z">
-        <w:r>
-          <w:delText xml:space="preserve"> </w:delText>
-        </w:r>
-      </w:del>
-      <m:oMath>
-        <m:r>
-          <m:rPr>
-            <m:sty m:val="p"/>
-          </m:rPr>
-          <m:t>Im</m:t>
+          <m:rPr>
+            <m:sty m:val="p"/>
+          </m:rPr>
+          <m:t>Re</m:t>
         </m:r>
         <m:r>
           <m:t>z</m:t>
@@ -2958,40 +2959,109 @@
           </m:lim>
         </m:limUpp>
         <m:r>
+          <m:t>a</m:t>
+        </m:r>
+      </m:oMath>
+      <w:r>
+        <w:t xml:space="preserve">.</w:t>
+      </w:r>
+    </w:p>
+    <w:bookmarkEnd w:id="19"/>
+    <w:bookmarkStart w:id="20" w:name="def-imaginary-part"/>
+    <w:p>
+      <w:pPr>
+        <w:pStyle w:val="BodyText"/>
+      </w:pPr>
+      <w:r>
+        <w:rPr>
+          <w:b/>
+          <w:bCs/>
+        </w:rPr>
+        <w:t xml:space="preserve">Definition 4 (Imaginary part)</w:t>
+      </w:r>
+      <w:r>
+        <w:t xml:space="preserve"> </w:t>
+      </w:r>
+      <w:r>
+        <w:t xml:space="preserve">The</w:t>
+      </w:r>
+      <w:r>
+        <w:t xml:space="preserve"> </w:t>
+      </w:r>
+      <w:r>
+        <w:rPr>
+          <w:b/>
+          <w:bCs/>
+        </w:rPr>
+        <w:t xml:space="preserve">imaginary part</w:t>
+      </w:r>
+      <w:r>
+        <w:t xml:space="preserve"> </w:t>
+      </w:r>
+      <w:r>
+        <w:t xml:space="preserve">of a complex number</w:t>
+      </w:r>
+      <w:r>
+        <w:t xml:space="preserve"> </w:t>
+      </w:r>
+      <m:oMath>
+        <m:r>
+          <m:t>z</m:t>
+        </m:r>
+        <m:r>
+          <m:rPr>
+            <m:sty m:val="p"/>
+          </m:rPr>
+          <m:t>=</m:t>
+        </m:r>
+        <m:r>
+          <m:t>a</m:t>
+        </m:r>
+        <m:r>
+          <m:rPr>
+            <m:sty m:val="p"/>
+          </m:rPr>
+          <m:t>+</m:t>
+        </m:r>
+        <m:r>
           <m:t>b</m:t>
         </m:r>
+        <m:r>
+          <m:t> </m:t>
+        </m:r>
+        <m:r>
+          <m:t>i</m:t>
+        </m:r>
       </m:oMath>
-      <w:del w:id="34" w:author="PR Preview" w:date="2026-01-01T00:00:00Z">
+      <w:r>
+        <w:t xml:space="preserve"> </w:t>
+      </w:r>
+      <w:r>
+        <w:t xml:space="preserve">(</w:t>
+      </w:r>
+      <w:hyperlink w:anchor="def-complex-number">
         <w:r>
-          <w:delText xml:space="preserve">.</w:delText>
+          <w:rPr>
+            <w:rStyle w:val="Hyperlink"/>
+          </w:rPr>
+          <w:t xml:space="preserve">Definition 2</w:t>
         </w:r>
-      </w:del>
-    </w:p>
-    <w:p>
-      <w:pPr>
-        <w:pStyle w:val="Compact"/>
-        <w:numPr>
-          <w:ilvl w:val="0"/>
-          <w:numId w:val="1003"/>
-        </w:numPr>
-      </w:pPr>
-      <w:del w:id="35" w:author="PR Preview" w:date="2026-01-01T00:00:00Z">
-        <w:r>
-          <w:delText xml:space="preserve">The set of all complex numbers is</w:delText>
-        </w:r>
-      </w:del>
-      <w:del w:id="36" w:author="PR Preview" w:date="2026-01-01T00:00:00Z">
-        <w:r>
-          <w:delText xml:space="preserve"> </w:delText>
-        </w:r>
-      </w:del>
+      </w:hyperlink>
+      <w:r>
+        <w:t xml:space="preserve">) is</w:t>
+      </w:r>
+      <w:r>
+        <w:t xml:space="preserve"> </w:t>
+      </w:r>
       <m:oMath>
         <m:r>
           <m:rPr>
-            <m:scr m:val="double-struck"/>
-            <m:sty m:val="p"/>
-          </m:rPr>
-          <m:t>C</m:t>
+            <m:sty m:val="p"/>
+          </m:rPr>
+          <m:t>Im</m:t>
+        </m:r>
+        <m:r>
+          <m:t>z</m:t>
         </m:r>
         <m:limUpp>
           <m:e>
@@ -3013,580 +3083,12 @@
           </m:lim>
         </m:limUpp>
         <m:r>
-          <m:rPr>
-            <m:sty m:val="p"/>
-          </m:rPr>
-          <m:t>{</m:t>
-        </m:r>
-        <m:r>
-          <m:t>a</m:t>
-        </m:r>
-        <m:r>
-          <m:rPr>
-            <m:sty m:val="p"/>
-          </m:rPr>
-          <m:t>+</m:t>
-        </m:r>
-        <m:r>
           <m:t>b</m:t>
         </m:r>
-        <m:r>
-          <m:t> </m:t>
-        </m:r>
-        <m:r>
-          <m:t>i</m:t>
-        </m:r>
-        <m:r>
-          <m:rPr>
-            <m:sty m:val="p"/>
-          </m:rPr>
-          <m:t>:</m:t>
-        </m:r>
-        <m:r>
-          <m:t>a</m:t>
-        </m:r>
-        <m:r>
-          <m:rPr>
-            <m:sty m:val="p"/>
-          </m:rPr>
-          <m:t>,</m:t>
-        </m:r>
-        <m:r>
-          <m:t>b</m:t>
-        </m:r>
-        <m:r>
-          <m:rPr>
-            <m:sty m:val="p"/>
-          </m:rPr>
-          <m:t>∈</m:t>
-        </m:r>
-        <m:r>
-          <m:rPr>
-            <m:scr m:val="double-struck"/>
-            <m:sty m:val="p"/>
-          </m:rPr>
-          <m:t>R</m:t>
-        </m:r>
-        <m:r>
-          <m:rPr>
-            <m:sty m:val="p"/>
-          </m:rPr>
-          <m:t>}</m:t>
-        </m:r>
       </m:oMath>
-      <w:del w:id="37" w:author="PR Preview" w:date="2026-01-01T00:00:00Z">
-        <w:r>
-          <w:delText xml:space="preserve">.</w:delText>
-        </w:r>
-      </w:del>
-    </w:p>
-    <w:p>
-      <w:pPr>
-        <w:pStyle w:val="FirstParagraph"/>
-      </w:pPr>
-      <w:del w:id="38" w:author="PR Preview" w:date="2026-01-01T00:00:00Z">
-        <w:r>
-          <w:delText xml:space="preserve">Two complex numbers are equal exactly when their real parts are equal and their imaginary parts are equal.</w:delText>
-        </w:r>
-      </w:del>
-    </w:p>
-    <w:p>
-      <w:pPr>
-        <w:pStyle w:val="FirstParagraph"/>
-      </w:pPr>
-      <w:ins w:id="39" w:author="PR Preview" w:date="2026-01-01T00:00:00Z">
-        <w:r>
-          <w:t xml:space="preserve">where</w:t>
-        </w:r>
-      </w:ins>
-      <w:ins w:id="40" w:author="PR Preview" w:date="2026-01-01T00:00:00Z">
-        <w:r>
-          <w:t xml:space="preserve"> </w:t>
-        </w:r>
-      </w:ins>
-      <m:oMath>
-        <m:r>
-          <m:t>a</m:t>
-        </m:r>
-      </m:oMath>
-      <w:ins w:id="41" w:author="PR Preview" w:date="2026-01-01T00:00:00Z">
-        <w:r>
-          <w:t xml:space="preserve"> </w:t>
-        </w:r>
-      </w:ins>
-      <w:ins w:id="42" w:author="PR Preview" w:date="2026-01-01T00:00:00Z">
-        <w:r>
-          <w:t xml:space="preserve">and</w:t>
-        </w:r>
-      </w:ins>
-      <w:ins w:id="43" w:author="PR Preview" w:date="2026-01-01T00:00:00Z">
-        <w:r>
-          <w:t xml:space="preserve"> </w:t>
-        </w:r>
-      </w:ins>
-      <m:oMath>
-        <m:r>
-          <m:t>b</m:t>
-        </m:r>
-      </m:oMath>
-      <w:ins w:id="44" w:author="PR Preview" w:date="2026-01-01T00:00:00Z">
-        <w:r>
-          <w:t xml:space="preserve"> </w:t>
-        </w:r>
-      </w:ins>
-      <w:ins w:id="45" w:author="PR Preview" w:date="2026-01-01T00:00:00Z">
-        <w:r>
-          <w:t xml:space="preserve">are real numbers and</w:t>
-        </w:r>
-      </w:ins>
-      <w:ins w:id="46" w:author="PR Preview" w:date="2026-01-01T00:00:00Z">
-        <w:r>
-          <w:t xml:space="preserve"> </w:t>
-        </w:r>
-      </w:ins>
-      <m:oMath>
-        <m:r>
-          <m:t>i</m:t>
-        </m:r>
-      </m:oMath>
-      <w:ins w:id="47" w:author="PR Preview" w:date="2026-01-01T00:00:00Z">
-        <w:r>
-          <w:t xml:space="preserve"> </w:t>
-        </w:r>
-      </w:ins>
-      <w:ins w:id="48" w:author="PR Preview" w:date="2026-01-01T00:00:00Z">
-        <w:r>
-          <w:t xml:space="preserve">is the imaginary unit (</w:t>
-        </w:r>
-      </w:ins>
-      <w:hyperlink w:anchor="def-imaginary-unit">
-        <w:ins w:id="49" w:author="PR Preview" w:date="2026-01-01T00:00:00Z">
-          <w:r>
-            <w:rPr>
-              <w:rStyle w:val="Hyperlink"/>
-            </w:rPr>
-            <w:t xml:space="preserve">Definition 1</w:t>
-          </w:r>
-        </w:ins>
-      </w:hyperlink>
-      <w:ins w:id="50" w:author="PR Preview" w:date="2026-01-01T00:00:00Z">
-        <w:r>
-          <w:t xml:space="preserve">).</w:t>
-        </w:r>
-      </w:ins>
-      <w:ins w:id="51" w:author="PR Preview" w:date="2026-01-01T00:00:00Z">
-        <w:r>
-          <w:t xml:space="preserve"> </w:t>
-        </w:r>
-      </w:ins>
-      <w:ins w:id="52" w:author="PR Preview" w:date="2026-01-01T00:00:00Z">
-        <w:r>
-          <w:t xml:space="preserve">The set of all complex numbers is</w:t>
-        </w:r>
-      </w:ins>
-      <w:ins w:id="53" w:author="PR Preview" w:date="2026-01-01T00:00:00Z">
-        <w:r>
-          <w:t xml:space="preserve"> </w:t>
-        </w:r>
-      </w:ins>
-      <m:oMath>
-        <m:r>
-          <m:rPr>
-            <m:scr m:val="double-struck"/>
-            <m:sty m:val="p"/>
-          </m:rPr>
-          <m:t>C</m:t>
-        </m:r>
-        <m:limUpp>
-          <m:e>
-            <m:r>
-              <m:rPr>
-                <m:sty m:val="p"/>
-              </m:rPr>
-              <m:t>=</m:t>
-            </m:r>
-          </m:e>
-          <m:lim>
-            <m:r>
-              <m:rPr>
-                <m:nor/>
-                <m:sty m:val="p"/>
-              </m:rPr>
-              <m:t>def</m:t>
-            </m:r>
-          </m:lim>
-        </m:limUpp>
-        <m:r>
-          <m:rPr>
-            <m:sty m:val="p"/>
-          </m:rPr>
-          <m:t>{</m:t>
-        </m:r>
-        <m:r>
-          <m:t>a</m:t>
-        </m:r>
-        <m:r>
-          <m:rPr>
-            <m:sty m:val="p"/>
-          </m:rPr>
-          <m:t>+</m:t>
-        </m:r>
-        <m:r>
-          <m:t>b</m:t>
-        </m:r>
-        <m:r>
-          <m:t> </m:t>
-        </m:r>
-        <m:r>
-          <m:t>i</m:t>
-        </m:r>
-        <m:r>
-          <m:rPr>
-            <m:sty m:val="p"/>
-          </m:rPr>
-          <m:t>:</m:t>
-        </m:r>
-        <m:r>
-          <m:t>a</m:t>
-        </m:r>
-        <m:r>
-          <m:rPr>
-            <m:sty m:val="p"/>
-          </m:rPr>
-          <m:t>,</m:t>
-        </m:r>
-        <m:r>
-          <m:t>b</m:t>
-        </m:r>
-        <m:r>
-          <m:rPr>
-            <m:sty m:val="p"/>
-          </m:rPr>
-          <m:t>∈</m:t>
-        </m:r>
-        <m:r>
-          <m:rPr>
-            <m:scr m:val="double-struck"/>
-            <m:sty m:val="p"/>
-          </m:rPr>
-          <m:t>R</m:t>
-        </m:r>
-        <m:r>
-          <m:rPr>
-            <m:sty m:val="p"/>
-          </m:rPr>
-          <m:t>}</m:t>
-        </m:r>
-      </m:oMath>
-      <w:ins w:id="54" w:author="PR Preview" w:date="2026-01-01T00:00:00Z">
-        <w:r>
-          <w:t xml:space="preserve">.</w:t>
-        </w:r>
-      </w:ins>
-    </w:p>
-    <w:bookmarkEnd w:id="18"/>
-    <w:bookmarkStart w:id="19" w:name="def-real-part"/>
-    <w:p>
-      <w:pPr>
-        <w:pStyle w:val="BodyText"/>
-      </w:pPr>
-      <w:ins w:id="55" w:author="PR Preview" w:date="2026-01-01T00:00:00Z">
-        <w:r>
-          <w:rPr>
-            <w:b/>
-            <w:bCs/>
-          </w:rPr>
-          <w:t xml:space="preserve">Definition 3 (Real part)</w:t>
-        </w:r>
-      </w:ins>
-      <w:ins w:id="56" w:author="PR Preview" w:date="2026-01-01T00:00:00Z">
-        <w:r>
-          <w:t xml:space="preserve"> </w:t>
-        </w:r>
-      </w:ins>
-      <w:ins w:id="57" w:author="PR Preview" w:date="2026-01-01T00:00:00Z">
-        <w:r>
-          <w:t xml:space="preserve">The</w:t>
-        </w:r>
-      </w:ins>
-      <w:ins w:id="58" w:author="PR Preview" w:date="2026-01-01T00:00:00Z">
-        <w:r>
-          <w:t xml:space="preserve"> </w:t>
-        </w:r>
-      </w:ins>
-      <w:ins w:id="59" w:author="PR Preview" w:date="2026-01-01T00:00:00Z">
-        <w:r>
-          <w:rPr>
-            <w:b/>
-            <w:bCs/>
-          </w:rPr>
-          <w:t xml:space="preserve">real part</w:t>
-        </w:r>
-      </w:ins>
-      <w:ins w:id="60" w:author="PR Preview" w:date="2026-01-01T00:00:00Z">
-        <w:r>
-          <w:t xml:space="preserve"> </w:t>
-        </w:r>
-      </w:ins>
-      <w:ins w:id="61" w:author="PR Preview" w:date="2026-01-01T00:00:00Z">
-        <w:r>
-          <w:t xml:space="preserve">of a complex number</w:t>
-        </w:r>
-      </w:ins>
-      <w:ins w:id="62" w:author="PR Preview" w:date="2026-01-01T00:00:00Z">
-        <w:r>
-          <w:t xml:space="preserve"> </w:t>
-        </w:r>
-      </w:ins>
-      <m:oMath>
-        <m:r>
-          <m:t>z</m:t>
-        </m:r>
-        <m:r>
-          <m:rPr>
-            <m:sty m:val="p"/>
-          </m:rPr>
-          <m:t>=</m:t>
-        </m:r>
-        <m:r>
-          <m:t>a</m:t>
-        </m:r>
-        <m:r>
-          <m:rPr>
-            <m:sty m:val="p"/>
-          </m:rPr>
-          <m:t>+</m:t>
-        </m:r>
-        <m:r>
-          <m:t>b</m:t>
-        </m:r>
-        <m:r>
-          <m:t> </m:t>
-        </m:r>
-        <m:r>
-          <m:t>i</m:t>
-        </m:r>
-      </m:oMath>
-      <w:ins w:id="63" w:author="PR Preview" w:date="2026-01-01T00:00:00Z">
-        <w:r>
-          <w:t xml:space="preserve"> </w:t>
-        </w:r>
-      </w:ins>
-      <w:ins w:id="64" w:author="PR Preview" w:date="2026-01-01T00:00:00Z">
-        <w:r>
-          <w:t xml:space="preserve">(</w:t>
-        </w:r>
-      </w:ins>
-      <w:hyperlink w:anchor="def-complex-number">
-        <w:ins w:id="65" w:author="PR Preview" w:date="2026-01-01T00:00:00Z">
-          <w:r>
-            <w:rPr>
-              <w:rStyle w:val="Hyperlink"/>
-            </w:rPr>
-            <w:t xml:space="preserve">Definition 2</w:t>
-          </w:r>
-        </w:ins>
-      </w:hyperlink>
-      <w:ins w:id="66" w:author="PR Preview" w:date="2026-01-01T00:00:00Z">
-        <w:r>
-          <w:t xml:space="preserve">) is</w:t>
-        </w:r>
-      </w:ins>
-      <w:ins w:id="67" w:author="PR Preview" w:date="2026-01-01T00:00:00Z">
-        <w:r>
-          <w:t xml:space="preserve"> </w:t>
-        </w:r>
-      </w:ins>
-      <m:oMath>
-        <m:r>
-          <m:rPr>
-            <m:sty m:val="p"/>
-          </m:rPr>
-          <m:t>Re</m:t>
-        </m:r>
-        <m:r>
-          <m:t>z</m:t>
-        </m:r>
-        <m:limUpp>
-          <m:e>
-            <m:r>
-              <m:rPr>
-                <m:sty m:val="p"/>
-              </m:rPr>
-              <m:t>=</m:t>
-            </m:r>
-          </m:e>
-          <m:lim>
-            <m:r>
-              <m:rPr>
-                <m:nor/>
-                <m:sty m:val="p"/>
-              </m:rPr>
-              <m:t>def</m:t>
-            </m:r>
-          </m:lim>
-        </m:limUpp>
-        <m:r>
-          <m:t>a</m:t>
-        </m:r>
-      </m:oMath>
-      <w:ins w:id="68" w:author="PR Preview" w:date="2026-01-01T00:00:00Z">
-        <w:r>
-          <w:t xml:space="preserve">.</w:t>
-        </w:r>
-      </w:ins>
-    </w:p>
-    <w:bookmarkEnd w:id="19"/>
-    <w:bookmarkStart w:id="20" w:name="def-imaginary-part"/>
-    <w:p>
-      <w:pPr>
-        <w:pStyle w:val="BodyText"/>
-      </w:pPr>
-      <w:ins w:id="69" w:author="PR Preview" w:date="2026-01-01T00:00:00Z">
-        <w:r>
-          <w:rPr>
-            <w:b/>
-            <w:bCs/>
-          </w:rPr>
-          <w:t xml:space="preserve">Definition 4 (Imaginary part)</w:t>
-        </w:r>
-      </w:ins>
-      <w:ins w:id="70" w:author="PR Preview" w:date="2026-01-01T00:00:00Z">
-        <w:r>
-          <w:t xml:space="preserve"> </w:t>
-        </w:r>
-      </w:ins>
-      <w:ins w:id="71" w:author="PR Preview" w:date="2026-01-01T00:00:00Z">
-        <w:r>
-          <w:t xml:space="preserve">The</w:t>
-        </w:r>
-      </w:ins>
-      <w:ins w:id="72" w:author="PR Preview" w:date="2026-01-01T00:00:00Z">
-        <w:r>
-          <w:t xml:space="preserve"> </w:t>
-        </w:r>
-      </w:ins>
-      <w:ins w:id="73" w:author="PR Preview" w:date="2026-01-01T00:00:00Z">
-        <w:r>
-          <w:rPr>
-            <w:b/>
-            <w:bCs/>
-          </w:rPr>
-          <w:t xml:space="preserve">imaginary part</w:t>
-        </w:r>
-      </w:ins>
-      <w:ins w:id="74" w:author="PR Preview" w:date="2026-01-01T00:00:00Z">
-        <w:r>
-          <w:t xml:space="preserve"> </w:t>
-        </w:r>
-      </w:ins>
-      <w:ins w:id="75" w:author="PR Preview" w:date="2026-01-01T00:00:00Z">
-        <w:r>
-          <w:t xml:space="preserve">of a complex number</w:t>
-        </w:r>
-      </w:ins>
-      <w:ins w:id="76" w:author="PR Preview" w:date="2026-01-01T00:00:00Z">
-        <w:r>
-          <w:t xml:space="preserve"> </w:t>
-        </w:r>
-      </w:ins>
-      <m:oMath>
-        <m:r>
-          <m:t>z</m:t>
-        </m:r>
-        <m:r>
-          <m:rPr>
-            <m:sty m:val="p"/>
-          </m:rPr>
-          <m:t>=</m:t>
-        </m:r>
-        <m:r>
-          <m:t>a</m:t>
-        </m:r>
-        <m:r>
-          <m:rPr>
-            <m:sty m:val="p"/>
-          </m:rPr>
-          <m:t>+</m:t>
-        </m:r>
-        <m:r>
-          <m:t>b</m:t>
-        </m:r>
-        <m:r>
-          <m:t> </m:t>
-        </m:r>
-        <m:r>
-          <m:t>i</m:t>
-        </m:r>
-      </m:oMath>
-      <w:ins w:id="77" w:author="PR Preview" w:date="2026-01-01T00:00:00Z">
-        <w:r>
-          <w:t xml:space="preserve"> </w:t>
-        </w:r>
-      </w:ins>
-      <w:ins w:id="78" w:author="PR Preview" w:date="2026-01-01T00:00:00Z">
-        <w:r>
-          <w:t xml:space="preserve">(</w:t>
-        </w:r>
-      </w:ins>
-      <w:hyperlink w:anchor="def-complex-number">
-        <w:ins w:id="79" w:author="PR Preview" w:date="2026-01-01T00:00:00Z">
-          <w:r>
-            <w:rPr>
-              <w:rStyle w:val="Hyperlink"/>
-            </w:rPr>
-            <w:t xml:space="preserve">Definition 2</w:t>
-          </w:r>
-        </w:ins>
-      </w:hyperlink>
-      <w:ins w:id="80" w:author="PR Preview" w:date="2026-01-01T00:00:00Z">
-        <w:r>
-          <w:t xml:space="preserve">) is</w:t>
-        </w:r>
-      </w:ins>
-      <w:ins w:id="81" w:author="PR Preview" w:date="2026-01-01T00:00:00Z">
-        <w:r>
-          <w:t xml:space="preserve"> </w:t>
-        </w:r>
-      </w:ins>
-      <m:oMath>
-        <m:r>
-          <m:rPr>
-            <m:sty m:val="p"/>
-          </m:rPr>
-          <m:t>Im</m:t>
-        </m:r>
-        <m:r>
-          <m:t>z</m:t>
-        </m:r>
-        <m:limUpp>
-          <m:e>
-            <m:r>
-              <m:rPr>
-                <m:sty m:val="p"/>
-              </m:rPr>
-              <m:t>=</m:t>
-            </m:r>
-          </m:e>
-          <m:lim>
-            <m:r>
-              <m:rPr>
-                <m:nor/>
-                <m:sty m:val="p"/>
-              </m:rPr>
-              <m:t>def</m:t>
-            </m:r>
-          </m:lim>
-        </m:limUpp>
-        <m:r>
-          <m:t>b</m:t>
-        </m:r>
-      </m:oMath>
-      <w:ins w:id="82" w:author="PR Preview" w:date="2026-01-01T00:00:00Z">
-        <w:r>
-          <w:t xml:space="preserve">.</w:t>
-        </w:r>
-      </w:ins>
+      <w:r>
+        <w:t xml:space="preserve">.</w:t>
+      </w:r>
     </w:p>
     <w:bookmarkEnd w:id="20"/>
     <w:bookmarkStart w:id="21" w:name="def-complex-equality"/>
@@ -3594,94 +3096,68 @@
       <w:pPr>
         <w:pStyle w:val="BodyText"/>
       </w:pPr>
-      <w:ins w:id="83" w:author="PR Preview" w:date="2026-01-01T00:00:00Z">
+      <w:r>
+        <w:rPr>
+          <w:b/>
+          <w:bCs/>
+        </w:rPr>
+        <w:t xml:space="preserve">Definition 5 (Equal complex numbers)</w:t>
+      </w:r>
+      <w:r>
+        <w:t xml:space="preserve"> </w:t>
+      </w:r>
+      <w:r>
+        <w:t xml:space="preserve">Two complex numbers (</w:t>
+      </w:r>
+      <w:hyperlink w:anchor="def-complex-number">
         <w:r>
           <w:rPr>
-            <w:b/>
-            <w:bCs/>
+            <w:rStyle w:val="Hyperlink"/>
           </w:rPr>
-          <w:t xml:space="preserve">Definition 5 (Equal complex numbers)</w:t>
+          <w:t xml:space="preserve">Definition 2</w:t>
         </w:r>
-      </w:ins>
-      <w:ins w:id="84" w:author="PR Preview" w:date="2026-01-01T00:00:00Z">
-        <w:r>
-          <w:t xml:space="preserve"> </w:t>
-        </w:r>
-      </w:ins>
-      <w:ins w:id="85" w:author="PR Preview" w:date="2026-01-01T00:00:00Z">
-        <w:r>
-          <w:t xml:space="preserve">Two complex numbers (</w:t>
-        </w:r>
-      </w:ins>
-      <w:hyperlink w:anchor="def-complex-number">
-        <w:ins w:id="86" w:author="PR Preview" w:date="2026-01-01T00:00:00Z">
-          <w:r>
-            <w:rPr>
-              <w:rStyle w:val="Hyperlink"/>
-            </w:rPr>
-            <w:t xml:space="preserve">Definition 2</w:t>
-          </w:r>
-        </w:ins>
       </w:hyperlink>
-      <w:ins w:id="87" w:author="PR Preview" w:date="2026-01-01T00:00:00Z">
-        <w:r>
-          <w:t xml:space="preserve">) are</w:t>
-        </w:r>
-      </w:ins>
-      <w:ins w:id="88" w:author="PR Preview" w:date="2026-01-01T00:00:00Z">
-        <w:r>
-          <w:t xml:space="preserve"> </w:t>
-        </w:r>
-      </w:ins>
-      <w:ins w:id="89" w:author="PR Preview" w:date="2026-01-01T00:00:00Z">
+      <w:r>
+        <w:t xml:space="preserve">) are</w:t>
+      </w:r>
+      <w:r>
+        <w:t xml:space="preserve"> </w:t>
+      </w:r>
+      <w:r>
+        <w:rPr>
+          <w:b/>
+          <w:bCs/>
+        </w:rPr>
+        <w:t xml:space="preserve">equal</w:t>
+      </w:r>
+      <w:r>
+        <w:t xml:space="preserve"> </w:t>
+      </w:r>
+      <w:r>
+        <w:t xml:space="preserve">exactly when their real parts (</w:t>
+      </w:r>
+      <w:hyperlink w:anchor="def-real-part">
         <w:r>
           <w:rPr>
-            <w:b/>
-            <w:bCs/>
+            <w:rStyle w:val="Hyperlink"/>
           </w:rPr>
-          <w:t xml:space="preserve">equal</w:t>
+          <w:t xml:space="preserve">Definition 3</w:t>
         </w:r>
-      </w:ins>
-      <w:ins w:id="90" w:author="PR Preview" w:date="2026-01-01T00:00:00Z">
+      </w:hyperlink>
+      <w:r>
+        <w:t xml:space="preserve">) are equal and their imaginary parts (</w:t>
+      </w:r>
+      <w:hyperlink w:anchor="def-imaginary-part">
         <w:r>
-          <w:t xml:space="preserve"> </w:t>
+          <w:rPr>
+            <w:rStyle w:val="Hyperlink"/>
+          </w:rPr>
+          <w:t xml:space="preserve">Definition 4</w:t>
         </w:r>
-      </w:ins>
-      <w:ins w:id="91" w:author="PR Preview" w:date="2026-01-01T00:00:00Z">
-        <w:r>
-          <w:t xml:space="preserve">exactly when their real parts (</w:t>
-        </w:r>
-      </w:ins>
-      <w:hyperlink w:anchor="def-real-part">
-        <w:ins w:id="92" w:author="PR Preview" w:date="2026-01-01T00:00:00Z">
-          <w:r>
-            <w:rPr>
-              <w:rStyle w:val="Hyperlink"/>
-            </w:rPr>
-            <w:t xml:space="preserve">Definition 3</w:t>
-          </w:r>
-        </w:ins>
       </w:hyperlink>
-      <w:ins w:id="93" w:author="PR Preview" w:date="2026-01-01T00:00:00Z">
-        <w:r>
-          <w:t xml:space="preserve">) are equal and their imaginary parts (</w:t>
-        </w:r>
-      </w:ins>
-      <w:hyperlink w:anchor="def-imaginary-part">
-        <w:ins w:id="94" w:author="PR Preview" w:date="2026-01-01T00:00:00Z">
-          <w:r>
-            <w:rPr>
-              <w:rStyle w:val="Hyperlink"/>
-            </w:rPr>
-            <w:t xml:space="preserve">Definition 4</w:t>
-          </w:r>
-        </w:ins>
-      </w:hyperlink>
-      <w:ins w:id="95" w:author="PR Preview" w:date="2026-01-01T00:00:00Z">
-        <w:r>
-          <w:t xml:space="preserve">) are equal.</w:t>
-        </w:r>
-      </w:ins>
+      <w:r>
+        <w:t xml:space="preserve">) are equal.</w:t>
+      </w:r>
     </w:p>
     <w:bookmarkEnd w:id="21"/>
     <w:p>
@@ -4549,321 +4025,123 @@
       <w:pPr>
         <w:pStyle w:val="FirstParagraph"/>
       </w:pPr>
-      <w:del w:id="96" w:author="PR Preview" w:date="2026-01-01T00:00:00Z">
+      <w:r>
+        <w:t xml:space="preserve">so</w:t>
+      </w:r>
+      <w:r>
+        <w:t xml:space="preserve"> </w:t>
+      </w:r>
+      <m:oMath>
+        <m:r>
+          <m:t>a</m:t>
+        </m:r>
+      </m:oMath>
+      <w:r>
+        <w:t xml:space="preserve"> </w:t>
+      </w:r>
+      <w:r>
+        <w:t xml:space="preserve">is the complex number</w:t>
+      </w:r>
+      <w:r>
+        <w:t xml:space="preserve"> </w:t>
+      </w:r>
+      <m:oMath>
+        <m:r>
+          <m:t>a</m:t>
+        </m:r>
+        <m:r>
+          <m:rPr>
+            <m:sty m:val="p"/>
+          </m:rPr>
+          <m:t>+</m:t>
+        </m:r>
+        <m:r>
+          <m:t>0</m:t>
+        </m:r>
+        <m:r>
+          <m:t> </m:t>
+        </m:r>
+        <m:r>
+          <m:t>i</m:t>
+        </m:r>
+      </m:oMath>
+      <w:r>
+        <w:t xml:space="preserve">, whose imaginary part is</w:t>
+      </w:r>
+      <w:r>
+        <w:t xml:space="preserve"> </w:t>
+      </w:r>
+      <m:oMath>
+        <m:r>
+          <m:t>0</m:t>
+        </m:r>
+      </m:oMath>
+      <w:r>
+        <w:t xml:space="preserve">.</w:t>
+      </w:r>
+      <w:r>
+        <w:t xml:space="preserve"> </w:t>
+      </w:r>
+      <w:r>
+        <w:t xml:space="preserve">The real part of</w:t>
+      </w:r>
+      <w:r>
+        <w:t xml:space="preserve"> </w:t>
+      </w:r>
+      <m:oMath>
+        <m:r>
+          <m:t>a</m:t>
+        </m:r>
+        <m:r>
+          <m:rPr>
+            <m:sty m:val="p"/>
+          </m:rPr>
+          <m:t>+</m:t>
+        </m:r>
+        <m:r>
+          <m:t>0</m:t>
+        </m:r>
+        <m:r>
+          <m:t> </m:t>
+        </m:r>
+        <m:r>
+          <m:t>i</m:t>
+        </m:r>
+      </m:oMath>
+      <w:r>
+        <w:t xml:space="preserve"> </w:t>
+      </w:r>
+      <w:r>
+        <w:t xml:space="preserve">is</w:t>
+      </w:r>
+      <w:r>
+        <w:t xml:space="preserve"> </w:t>
+      </w:r>
+      <m:oMath>
+        <m:r>
+          <m:t>a</m:t>
+        </m:r>
+      </m:oMath>
+      <w:r>
+        <w:t xml:space="preserve">, and by the equality rule in</w:t>
+      </w:r>
+      <w:r>
+        <w:t xml:space="preserve"> </w:t>
+      </w:r>
+      <w:hyperlink w:anchor="def-complex-equality">
         <w:r>
-          <w:delText xml:space="preserve">so</w:delText>
+          <w:rPr>
+            <w:rStyle w:val="Hyperlink"/>
+          </w:rPr>
+          <w:t xml:space="preserve">Definition 5</w:t>
         </w:r>
-      </w:del>
-      <w:del w:id="97" w:author="PR Preview" w:date="2026-01-01T00:00:00Z">
-        <w:r>
-          <w:delText xml:space="preserve"> </w:delText>
-        </w:r>
-      </w:del>
-      <m:oMath>
-        <m:r>
-          <m:t>a</m:t>
-        </m:r>
-      </m:oMath>
-      <w:del w:id="98" w:author="PR Preview" w:date="2026-01-01T00:00:00Z">
-        <w:r>
-          <w:delText xml:space="preserve"> </w:delText>
-        </w:r>
-      </w:del>
-      <w:del w:id="99" w:author="PR Preview" w:date="2026-01-01T00:00:00Z">
-        <w:r>
-          <w:delText xml:space="preserve">is the complex number</w:delText>
-        </w:r>
-      </w:del>
-      <w:del w:id="100" w:author="PR Preview" w:date="2026-01-01T00:00:00Z">
-        <w:r>
-          <w:delText xml:space="preserve"> </w:delText>
-        </w:r>
-      </w:del>
-      <m:oMath>
-        <m:r>
-          <m:t>a</m:t>
-        </m:r>
-        <m:r>
-          <m:rPr>
-            <m:sty m:val="p"/>
-          </m:rPr>
-          <m:t>+</m:t>
-        </m:r>
-        <m:r>
-          <m:t>0</m:t>
-        </m:r>
-        <m:r>
-          <m:t> </m:t>
-        </m:r>
-        <m:r>
-          <m:t>i</m:t>
-        </m:r>
-      </m:oMath>
-      <w:del w:id="101" w:author="PR Preview" w:date="2026-01-01T00:00:00Z">
-        <w:r>
-          <w:delText xml:space="preserve">, whose imaginary part is</w:delText>
-        </w:r>
-      </w:del>
-      <w:del w:id="102" w:author="PR Preview" w:date="2026-01-01T00:00:00Z">
-        <w:r>
-          <w:delText xml:space="preserve"> </w:delText>
-        </w:r>
-      </w:del>
-      <m:oMath>
-        <m:r>
-          <m:t>0</m:t>
-        </m:r>
-      </m:oMath>
-      <w:del w:id="103" w:author="PR Preview" w:date="2026-01-01T00:00:00Z">
-        <w:r>
-          <w:delText xml:space="preserve">.</w:delText>
-        </w:r>
-      </w:del>
-      <w:del w:id="104" w:author="PR Preview" w:date="2026-01-01T00:00:00Z">
-        <w:r>
-          <w:delText xml:space="preserve"> </w:delText>
-        </w:r>
-      </w:del>
-      <w:del w:id="105" w:author="PR Preview" w:date="2026-01-01T00:00:00Z">
-        <w:r>
-          <w:delText xml:space="preserve">The real part of</w:delText>
-        </w:r>
-      </w:del>
-      <w:del w:id="106" w:author="PR Preview" w:date="2026-01-01T00:00:00Z">
-        <w:r>
-          <w:delText xml:space="preserve"> </w:delText>
-        </w:r>
-      </w:del>
-      <m:oMath>
-        <m:r>
-          <m:t>a</m:t>
-        </m:r>
-        <m:r>
-          <m:rPr>
-            <m:sty m:val="p"/>
-          </m:rPr>
-          <m:t>+</m:t>
-        </m:r>
-        <m:r>
-          <m:t>0</m:t>
-        </m:r>
-        <m:r>
-          <m:t> </m:t>
-        </m:r>
-        <m:r>
-          <m:t>i</m:t>
-        </m:r>
-      </m:oMath>
-      <w:del w:id="107" w:author="PR Preview" w:date="2026-01-01T00:00:00Z">
-        <w:r>
-          <w:delText xml:space="preserve"> </w:delText>
-        </w:r>
-      </w:del>
-      <w:del w:id="108" w:author="PR Preview" w:date="2026-01-01T00:00:00Z">
-        <w:r>
-          <w:delText xml:space="preserve">is</w:delText>
-        </w:r>
-      </w:del>
-      <w:del w:id="109" w:author="PR Preview" w:date="2026-01-01T00:00:00Z">
-        <w:r>
-          <w:delText xml:space="preserve"> </w:delText>
-        </w:r>
-      </w:del>
-      <m:oMath>
-        <m:r>
-          <m:t>a</m:t>
-        </m:r>
-      </m:oMath>
-      <w:del w:id="110" w:author="PR Preview" w:date="2026-01-01T00:00:00Z">
-        <w:r>
-          <w:delText xml:space="preserve">, and by the equality rule in</w:delText>
-        </w:r>
-      </w:del>
-      <w:del w:id="111" w:author="PR Preview" w:date="2026-01-01T00:00:00Z">
-        <w:r>
-          <w:delText xml:space="preserve"> </w:delText>
-        </w:r>
-      </w:del>
-      <w:hyperlink w:anchor="def-complex-number">
-        <w:del w:id="112" w:author="PR Preview" w:date="2026-01-01T00:00:00Z">
-          <w:r>
-            <w:rPr>
-              <w:rStyle w:val="Hyperlink"/>
-            </w:rPr>
-            <w:delText xml:space="preserve">Definition 2</w:delText>
-          </w:r>
-        </w:del>
       </w:hyperlink>
-      <w:del w:id="113" w:author="PR Preview" w:date="2026-01-01T00:00:00Z">
-        <w:r>
-          <w:delText xml:space="preserve"> </w:delText>
-        </w:r>
-      </w:del>
-      <w:del w:id="114" w:author="PR Preview" w:date="2026-01-01T00:00:00Z">
-        <w:r>
-          <w:delText xml:space="preserve">no other pair of real and imaginary parts gives the same number.</w:delText>
-        </w:r>
-      </w:del>
-    </w:p>
-    <w:p>
-      <w:pPr>
-        <w:pStyle w:val="FirstParagraph"/>
-      </w:pPr>
-      <w:ins w:id="115" w:author="PR Preview" w:date="2026-01-01T00:00:00Z">
-        <w:r>
-          <w:t xml:space="preserve">so</w:t>
-        </w:r>
-      </w:ins>
-      <w:ins w:id="116" w:author="PR Preview" w:date="2026-01-01T00:00:00Z">
-        <w:r>
-          <w:t xml:space="preserve"> </w:t>
-        </w:r>
-      </w:ins>
-      <m:oMath>
-        <m:r>
-          <m:t>a</m:t>
-        </m:r>
-      </m:oMath>
-      <w:ins w:id="117" w:author="PR Preview" w:date="2026-01-01T00:00:00Z">
-        <w:r>
-          <w:t xml:space="preserve"> </w:t>
-        </w:r>
-      </w:ins>
-      <w:ins w:id="118" w:author="PR Preview" w:date="2026-01-01T00:00:00Z">
-        <w:r>
-          <w:t xml:space="preserve">is the complex number</w:t>
-        </w:r>
-      </w:ins>
-      <w:ins w:id="119" w:author="PR Preview" w:date="2026-01-01T00:00:00Z">
-        <w:r>
-          <w:t xml:space="preserve"> </w:t>
-        </w:r>
-      </w:ins>
-      <m:oMath>
-        <m:r>
-          <m:t>a</m:t>
-        </m:r>
-        <m:r>
-          <m:rPr>
-            <m:sty m:val="p"/>
-          </m:rPr>
-          <m:t>+</m:t>
-        </m:r>
-        <m:r>
-          <m:t>0</m:t>
-        </m:r>
-        <m:r>
-          <m:t> </m:t>
-        </m:r>
-        <m:r>
-          <m:t>i</m:t>
-        </m:r>
-      </m:oMath>
-      <w:ins w:id="120" w:author="PR Preview" w:date="2026-01-01T00:00:00Z">
-        <w:r>
-          <w:t xml:space="preserve">, whose imaginary part is</w:t>
-        </w:r>
-      </w:ins>
-      <w:ins w:id="121" w:author="PR Preview" w:date="2026-01-01T00:00:00Z">
-        <w:r>
-          <w:t xml:space="preserve"> </w:t>
-        </w:r>
-      </w:ins>
-      <m:oMath>
-        <m:r>
-          <m:t>0</m:t>
-        </m:r>
-      </m:oMath>
-      <w:ins w:id="122" w:author="PR Preview" w:date="2026-01-01T00:00:00Z">
-        <w:r>
-          <w:t xml:space="preserve">.</w:t>
-        </w:r>
-      </w:ins>
-      <w:ins w:id="123" w:author="PR Preview" w:date="2026-01-01T00:00:00Z">
-        <w:r>
-          <w:t xml:space="preserve"> </w:t>
-        </w:r>
-      </w:ins>
-      <w:ins w:id="124" w:author="PR Preview" w:date="2026-01-01T00:00:00Z">
-        <w:r>
-          <w:t xml:space="preserve">The real part of</w:t>
-        </w:r>
-      </w:ins>
-      <w:ins w:id="125" w:author="PR Preview" w:date="2026-01-01T00:00:00Z">
-        <w:r>
-          <w:t xml:space="preserve"> </w:t>
-        </w:r>
-      </w:ins>
-      <m:oMath>
-        <m:r>
-          <m:t>a</m:t>
-        </m:r>
-        <m:r>
-          <m:rPr>
-            <m:sty m:val="p"/>
-          </m:rPr>
-          <m:t>+</m:t>
-        </m:r>
-        <m:r>
-          <m:t>0</m:t>
-        </m:r>
-        <m:r>
-          <m:t> </m:t>
-        </m:r>
-        <m:r>
-          <m:t>i</m:t>
-        </m:r>
-      </m:oMath>
-      <w:ins w:id="126" w:author="PR Preview" w:date="2026-01-01T00:00:00Z">
-        <w:r>
-          <w:t xml:space="preserve"> </w:t>
-        </w:r>
-      </w:ins>
-      <w:ins w:id="127" w:author="PR Preview" w:date="2026-01-01T00:00:00Z">
-        <w:r>
-          <w:t xml:space="preserve">is</w:t>
-        </w:r>
-      </w:ins>
-      <w:ins w:id="128" w:author="PR Preview" w:date="2026-01-01T00:00:00Z">
-        <w:r>
-          <w:t xml:space="preserve"> </w:t>
-        </w:r>
-      </w:ins>
-      <m:oMath>
-        <m:r>
-          <m:t>a</m:t>
-        </m:r>
-      </m:oMath>
-      <w:ins w:id="129" w:author="PR Preview" w:date="2026-01-01T00:00:00Z">
-        <w:r>
-          <w:t xml:space="preserve">, and by the equality rule in</w:t>
-        </w:r>
-      </w:ins>
-      <w:ins w:id="130" w:author="PR Preview" w:date="2026-01-01T00:00:00Z">
-        <w:r>
-          <w:t xml:space="preserve"> </w:t>
-        </w:r>
-      </w:ins>
-      <w:hyperlink w:anchor="def-complex-equality">
-        <w:ins w:id="131" w:author="PR Preview" w:date="2026-01-01T00:00:00Z">
-          <w:r>
-            <w:rPr>
-              <w:rStyle w:val="Hyperlink"/>
-            </w:rPr>
-            <w:t xml:space="preserve">Definition 5</w:t>
-          </w:r>
-        </w:ins>
-      </w:hyperlink>
-      <w:ins w:id="132" w:author="PR Preview" w:date="2026-01-01T00:00:00Z">
-        <w:r>
-          <w:t xml:space="preserve"> </w:t>
-        </w:r>
-      </w:ins>
-      <w:ins w:id="133" w:author="PR Preview" w:date="2026-01-01T00:00:00Z">
-        <w:r>
-          <w:t xml:space="preserve">no other pair of real and imaginary parts gives the same number.</w:t>
-        </w:r>
-      </w:ins>
+      <w:r>
+        <w:t xml:space="preserve"> </w:t>
+      </w:r>
+      <w:r>
+        <w:t xml:space="preserve">no other pair of real and imaginary parts gives the same number.</w:t>
+      </w:r>
     </w:p>
     <w:p>
       <w:pPr>
@@ -7518,215 +6796,84 @@
       <w:pPr>
         <w:pStyle w:val="FirstParagraph"/>
       </w:pPr>
-      <w:del w:id="134" w:author="PR Preview" w:date="2026-01-01T00:00:00Z">
+      <w:r>
+        <w:rPr>
+          <w:b/>
+          <w:bCs/>
+        </w:rPr>
+        <w:t xml:space="preserve">Definition 6 (Complex conjugate)</w:t>
+      </w:r>
+      <w:r>
+        <w:t xml:space="preserve"> </w:t>
+      </w:r>
+      <w:r>
+        <w:t xml:space="preserve">The</w:t>
+      </w:r>
+      <w:r>
+        <w:t xml:space="preserve"> </w:t>
+      </w:r>
+      <w:r>
+        <w:rPr>
+          <w:b/>
+          <w:bCs/>
+        </w:rPr>
+        <w:t xml:space="preserve">complex conjugate</w:t>
+      </w:r>
+      <w:r>
+        <w:t xml:space="preserve"> </w:t>
+      </w:r>
+      <w:r>
+        <w:t xml:space="preserve">of a complex number</w:t>
+      </w:r>
+      <w:r>
+        <w:t xml:space="preserve"> </w:t>
+      </w:r>
+      <m:oMath>
+        <m:r>
+          <m:t>z</m:t>
+        </m:r>
+        <m:r>
+          <m:rPr>
+            <m:sty m:val="p"/>
+          </m:rPr>
+          <m:t>=</m:t>
+        </m:r>
+        <m:r>
+          <m:t>a</m:t>
+        </m:r>
+        <m:r>
+          <m:rPr>
+            <m:sty m:val="p"/>
+          </m:rPr>
+          <m:t>+</m:t>
+        </m:r>
+        <m:r>
+          <m:t>b</m:t>
+        </m:r>
+        <m:r>
+          <m:t> </m:t>
+        </m:r>
+        <m:r>
+          <m:t>i</m:t>
+        </m:r>
+      </m:oMath>
+      <w:r>
+        <w:t xml:space="preserve"> </w:t>
+      </w:r>
+      <w:r>
+        <w:t xml:space="preserve">(</w:t>
+      </w:r>
+      <w:hyperlink w:anchor="def-complex-number">
         <w:r>
           <w:rPr>
-            <w:b/>
-            <w:bCs/>
+            <w:rStyle w:val="Hyperlink"/>
           </w:rPr>
-          <w:delText xml:space="preserve">Definition 3 (Complex conjugate)</w:delText>
+          <w:t xml:space="preserve">Definition 2</w:t>
         </w:r>
-      </w:del>
-      <w:del w:id="135" w:author="PR Preview" w:date="2026-01-01T00:00:00Z">
-        <w:r>
-          <w:delText xml:space="preserve"> </w:delText>
-        </w:r>
-      </w:del>
-      <w:del w:id="136" w:author="PR Preview" w:date="2026-01-01T00:00:00Z">
-        <w:r>
-          <w:delText xml:space="preserve">The</w:delText>
-        </w:r>
-      </w:del>
-      <w:del w:id="137" w:author="PR Preview" w:date="2026-01-01T00:00:00Z">
-        <w:r>
-          <w:delText xml:space="preserve"> </w:delText>
-        </w:r>
-      </w:del>
-      <w:del w:id="138" w:author="PR Preview" w:date="2026-01-01T00:00:00Z">
-        <w:r>
-          <w:rPr>
-            <w:b/>
-            <w:bCs/>
-          </w:rPr>
-          <w:delText xml:space="preserve">complex conjugate</w:delText>
-        </w:r>
-      </w:del>
-      <w:del w:id="139" w:author="PR Preview" w:date="2026-01-01T00:00:00Z">
-        <w:r>
-          <w:delText xml:space="preserve"> </w:delText>
-        </w:r>
-      </w:del>
-      <w:del w:id="140" w:author="PR Preview" w:date="2026-01-01T00:00:00Z">
-        <w:r>
-          <w:delText xml:space="preserve">of a complex number</w:delText>
-        </w:r>
-      </w:del>
-      <w:del w:id="141" w:author="PR Preview" w:date="2026-01-01T00:00:00Z">
-        <w:r>
-          <w:delText xml:space="preserve"> </w:delText>
-        </w:r>
-      </w:del>
-      <m:oMath>
-        <m:r>
-          <m:t>z</m:t>
-        </m:r>
-        <m:r>
-          <m:rPr>
-            <m:sty m:val="p"/>
-          </m:rPr>
-          <m:t>=</m:t>
-        </m:r>
-        <m:r>
-          <m:t>a</m:t>
-        </m:r>
-        <m:r>
-          <m:rPr>
-            <m:sty m:val="p"/>
-          </m:rPr>
-          <m:t>+</m:t>
-        </m:r>
-        <m:r>
-          <m:t>b</m:t>
-        </m:r>
-        <m:r>
-          <m:t> </m:t>
-        </m:r>
-        <m:r>
-          <m:t>i</m:t>
-        </m:r>
-      </m:oMath>
-      <w:del w:id="142" w:author="PR Preview" w:date="2026-01-01T00:00:00Z">
-        <w:r>
-          <w:delText xml:space="preserve"> </w:delText>
-        </w:r>
-      </w:del>
-      <w:del w:id="143" w:author="PR Preview" w:date="2026-01-01T00:00:00Z">
-        <w:r>
-          <w:delText xml:space="preserve">(</w:delText>
-        </w:r>
-      </w:del>
-      <w:hyperlink w:anchor="def-complex-number">
-        <w:del w:id="144" w:author="PR Preview" w:date="2026-01-01T00:00:00Z">
-          <w:r>
-            <w:rPr>
-              <w:rStyle w:val="Hyperlink"/>
-            </w:rPr>
-            <w:delText xml:space="preserve">Definition 2</w:delText>
-          </w:r>
-        </w:del>
       </w:hyperlink>
-      <w:del w:id="145" w:author="PR Preview" w:date="2026-01-01T00:00:00Z">
-        <w:r>
-          <w:delText xml:space="preserve">) is</w:delText>
-        </w:r>
-      </w:del>
-    </w:p>
-    <w:p>
-      <w:pPr>
-        <w:pStyle w:val="FirstParagraph"/>
-      </w:pPr>
-      <w:ins w:id="146" w:author="PR Preview" w:date="2026-01-01T00:00:00Z">
-        <w:r>
-          <w:rPr>
-            <w:b/>
-            <w:bCs/>
-          </w:rPr>
-          <w:t xml:space="preserve">Definition 6 (Complex conjugate)</w:t>
-        </w:r>
-      </w:ins>
-      <w:ins w:id="147" w:author="PR Preview" w:date="2026-01-01T00:00:00Z">
-        <w:r>
-          <w:t xml:space="preserve"> </w:t>
-        </w:r>
-      </w:ins>
-      <w:ins w:id="148" w:author="PR Preview" w:date="2026-01-01T00:00:00Z">
-        <w:r>
-          <w:t xml:space="preserve">The</w:t>
-        </w:r>
-      </w:ins>
-      <w:ins w:id="149" w:author="PR Preview" w:date="2026-01-01T00:00:00Z">
-        <w:r>
-          <w:t xml:space="preserve"> </w:t>
-        </w:r>
-      </w:ins>
-      <w:ins w:id="150" w:author="PR Preview" w:date="2026-01-01T00:00:00Z">
-        <w:r>
-          <w:rPr>
-            <w:b/>
-            <w:bCs/>
-          </w:rPr>
-          <w:t xml:space="preserve">complex conjugate</w:t>
-        </w:r>
-      </w:ins>
-      <w:ins w:id="151" w:author="PR Preview" w:date="2026-01-01T00:00:00Z">
-        <w:r>
-          <w:t xml:space="preserve"> </w:t>
-        </w:r>
-      </w:ins>
-      <w:ins w:id="152" w:author="PR Preview" w:date="2026-01-01T00:00:00Z">
-        <w:r>
-          <w:t xml:space="preserve">of a complex number</w:t>
-        </w:r>
-      </w:ins>
-      <w:ins w:id="153" w:author="PR Preview" w:date="2026-01-01T00:00:00Z">
-        <w:r>
-          <w:t xml:space="preserve"> </w:t>
-        </w:r>
-      </w:ins>
-      <m:oMath>
-        <m:r>
-          <m:t>z</m:t>
-        </m:r>
-        <m:r>
-          <m:rPr>
-            <m:sty m:val="p"/>
-          </m:rPr>
-          <m:t>=</m:t>
-        </m:r>
-        <m:r>
-          <m:t>a</m:t>
-        </m:r>
-        <m:r>
-          <m:rPr>
-            <m:sty m:val="p"/>
-          </m:rPr>
-          <m:t>+</m:t>
-        </m:r>
-        <m:r>
-          <m:t>b</m:t>
-        </m:r>
-        <m:r>
-          <m:t> </m:t>
-        </m:r>
-        <m:r>
-          <m:t>i</m:t>
-        </m:r>
-      </m:oMath>
-      <w:ins w:id="154" w:author="PR Preview" w:date="2026-01-01T00:00:00Z">
-        <w:r>
-          <w:t xml:space="preserve"> </w:t>
-        </w:r>
-      </w:ins>
-      <w:ins w:id="155" w:author="PR Preview" w:date="2026-01-01T00:00:00Z">
-        <w:r>
-          <w:t xml:space="preserve">(</w:t>
-        </w:r>
-      </w:ins>
-      <w:hyperlink w:anchor="def-complex-number">
-        <w:ins w:id="156" w:author="PR Preview" w:date="2026-01-01T00:00:00Z">
-          <w:r>
-            <w:rPr>
-              <w:rStyle w:val="Hyperlink"/>
-            </w:rPr>
-            <w:t xml:space="preserve">Definition 2</w:t>
-          </w:r>
-        </w:ins>
-      </w:hyperlink>
-      <w:ins w:id="157" w:author="PR Preview" w:date="2026-01-01T00:00:00Z">
-        <w:r>
-          <w:t xml:space="preserve">) is</w:t>
-        </w:r>
-      </w:ins>
+      <w:r>
+        <w:t xml:space="preserve">) is</w:t>
+      </w:r>
     </w:p>
     <w:p>
       <w:pPr>
@@ -8276,243 +7423,94 @@
       <w:pPr>
         <w:pStyle w:val="FirstParagraph"/>
       </w:pPr>
-      <w:del w:id="158" w:author="PR Preview" w:date="2026-01-01T00:00:00Z">
+      <w:r>
+        <w:rPr>
+          <w:b/>
+          <w:bCs/>
+        </w:rPr>
+        <w:t xml:space="preserve">Definition 7 (Absolute value (modulus) of a complex number)</w:t>
+      </w:r>
+      <w:r>
+        <w:t xml:space="preserve"> </w:t>
+      </w:r>
+      <w:r>
+        <w:t xml:space="preserve">The</w:t>
+      </w:r>
+      <w:r>
+        <w:t xml:space="preserve"> </w:t>
+      </w:r>
+      <w:r>
+        <w:rPr>
+          <w:b/>
+          <w:bCs/>
+        </w:rPr>
+        <w:t xml:space="preserve">absolute value</w:t>
+      </w:r>
+      <w:r>
+        <w:t xml:space="preserve">, or</w:t>
+      </w:r>
+      <w:r>
+        <w:t xml:space="preserve"> </w:t>
+      </w:r>
+      <w:r>
+        <w:rPr>
+          <w:b/>
+          <w:bCs/>
+        </w:rPr>
+        <w:t xml:space="preserve">modulus</w:t>
+      </w:r>
+      <w:r>
+        <w:t xml:space="preserve">, of a complex number</w:t>
+      </w:r>
+      <w:r>
+        <w:t xml:space="preserve"> </w:t>
+      </w:r>
+      <m:oMath>
+        <m:r>
+          <m:t>z</m:t>
+        </m:r>
+        <m:r>
+          <m:rPr>
+            <m:sty m:val="p"/>
+          </m:rPr>
+          <m:t>=</m:t>
+        </m:r>
+        <m:r>
+          <m:t>a</m:t>
+        </m:r>
+        <m:r>
+          <m:rPr>
+            <m:sty m:val="p"/>
+          </m:rPr>
+          <m:t>+</m:t>
+        </m:r>
+        <m:r>
+          <m:t>b</m:t>
+        </m:r>
+        <m:r>
+          <m:t> </m:t>
+        </m:r>
+        <m:r>
+          <m:t>i</m:t>
+        </m:r>
+      </m:oMath>
+      <w:r>
+        <w:t xml:space="preserve"> </w:t>
+      </w:r>
+      <w:r>
+        <w:t xml:space="preserve">(</w:t>
+      </w:r>
+      <w:hyperlink w:anchor="def-complex-number">
         <w:r>
           <w:rPr>
-            <w:b/>
-            <w:bCs/>
+            <w:rStyle w:val="Hyperlink"/>
           </w:rPr>
-          <w:delText xml:space="preserve">Definition 4 (Absolute value (modulus) of a complex number)</w:delText>
+          <w:t xml:space="preserve">Definition 2</w:t>
         </w:r>
-      </w:del>
-      <w:del w:id="159" w:author="PR Preview" w:date="2026-01-01T00:00:00Z">
-        <w:r>
-          <w:delText xml:space="preserve"> </w:delText>
-        </w:r>
-      </w:del>
-      <w:del w:id="160" w:author="PR Preview" w:date="2026-01-01T00:00:00Z">
-        <w:r>
-          <w:delText xml:space="preserve">The</w:delText>
-        </w:r>
-      </w:del>
-      <w:del w:id="161" w:author="PR Preview" w:date="2026-01-01T00:00:00Z">
-        <w:r>
-          <w:delText xml:space="preserve"> </w:delText>
-        </w:r>
-      </w:del>
-      <w:del w:id="162" w:author="PR Preview" w:date="2026-01-01T00:00:00Z">
-        <w:r>
-          <w:rPr>
-            <w:b/>
-            <w:bCs/>
-          </w:rPr>
-          <w:delText xml:space="preserve">absolute value</w:delText>
-        </w:r>
-      </w:del>
-      <w:del w:id="163" w:author="PR Preview" w:date="2026-01-01T00:00:00Z">
-        <w:r>
-          <w:delText xml:space="preserve">, or</w:delText>
-        </w:r>
-      </w:del>
-      <w:del w:id="164" w:author="PR Preview" w:date="2026-01-01T00:00:00Z">
-        <w:r>
-          <w:delText xml:space="preserve"> </w:delText>
-        </w:r>
-      </w:del>
-      <w:del w:id="165" w:author="PR Preview" w:date="2026-01-01T00:00:00Z">
-        <w:r>
-          <w:rPr>
-            <w:b/>
-            <w:bCs/>
-          </w:rPr>
-          <w:delText xml:space="preserve">modulus</w:delText>
-        </w:r>
-      </w:del>
-      <w:del w:id="166" w:author="PR Preview" w:date="2026-01-01T00:00:00Z">
-        <w:r>
-          <w:delText xml:space="preserve">, of a complex number</w:delText>
-        </w:r>
-      </w:del>
-      <w:del w:id="167" w:author="PR Preview" w:date="2026-01-01T00:00:00Z">
-        <w:r>
-          <w:delText xml:space="preserve"> </w:delText>
-        </w:r>
-      </w:del>
-      <m:oMath>
-        <m:r>
-          <m:t>z</m:t>
-        </m:r>
-        <m:r>
-          <m:rPr>
-            <m:sty m:val="p"/>
-          </m:rPr>
-          <m:t>=</m:t>
-        </m:r>
-        <m:r>
-          <m:t>a</m:t>
-        </m:r>
-        <m:r>
-          <m:rPr>
-            <m:sty m:val="p"/>
-          </m:rPr>
-          <m:t>+</m:t>
-        </m:r>
-        <m:r>
-          <m:t>b</m:t>
-        </m:r>
-        <m:r>
-          <m:t> </m:t>
-        </m:r>
-        <m:r>
-          <m:t>i</m:t>
-        </m:r>
-      </m:oMath>
-      <w:del w:id="168" w:author="PR Preview" w:date="2026-01-01T00:00:00Z">
-        <w:r>
-          <w:delText xml:space="preserve"> </w:delText>
-        </w:r>
-      </w:del>
-      <w:del w:id="169" w:author="PR Preview" w:date="2026-01-01T00:00:00Z">
-        <w:r>
-          <w:delText xml:space="preserve">(</w:delText>
-        </w:r>
-      </w:del>
-      <w:hyperlink w:anchor="def-complex-number">
-        <w:del w:id="170" w:author="PR Preview" w:date="2026-01-01T00:00:00Z">
-          <w:r>
-            <w:rPr>
-              <w:rStyle w:val="Hyperlink"/>
-            </w:rPr>
-            <w:delText xml:space="preserve">Definition 2</w:delText>
-          </w:r>
-        </w:del>
       </w:hyperlink>
-      <w:del w:id="171" w:author="PR Preview" w:date="2026-01-01T00:00:00Z">
-        <w:r>
-          <w:delText xml:space="preserve">) is</w:delText>
-        </w:r>
-      </w:del>
-    </w:p>
-    <w:p>
-      <w:pPr>
-        <w:pStyle w:val="FirstParagraph"/>
-      </w:pPr>
-      <w:ins w:id="172" w:author="PR Preview" w:date="2026-01-01T00:00:00Z">
-        <w:r>
-          <w:rPr>
-            <w:b/>
-            <w:bCs/>
-          </w:rPr>
-          <w:t xml:space="preserve">Definition 7 (Absolute value (modulus) of a complex number)</w:t>
-        </w:r>
-      </w:ins>
-      <w:ins w:id="173" w:author="PR Preview" w:date="2026-01-01T00:00:00Z">
-        <w:r>
-          <w:t xml:space="preserve"> </w:t>
-        </w:r>
-      </w:ins>
-      <w:ins w:id="174" w:author="PR Preview" w:date="2026-01-01T00:00:00Z">
-        <w:r>
-          <w:t xml:space="preserve">The</w:t>
-        </w:r>
-      </w:ins>
-      <w:ins w:id="175" w:author="PR Preview" w:date="2026-01-01T00:00:00Z">
-        <w:r>
-          <w:t xml:space="preserve"> </w:t>
-        </w:r>
-      </w:ins>
-      <w:ins w:id="176" w:author="PR Preview" w:date="2026-01-01T00:00:00Z">
-        <w:r>
-          <w:rPr>
-            <w:b/>
-            <w:bCs/>
-          </w:rPr>
-          <w:t xml:space="preserve">absolute value</w:t>
-        </w:r>
-      </w:ins>
-      <w:ins w:id="177" w:author="PR Preview" w:date="2026-01-01T00:00:00Z">
-        <w:r>
-          <w:t xml:space="preserve">, or</w:t>
-        </w:r>
-      </w:ins>
-      <w:ins w:id="178" w:author="PR Preview" w:date="2026-01-01T00:00:00Z">
-        <w:r>
-          <w:t xml:space="preserve"> </w:t>
-        </w:r>
-      </w:ins>
-      <w:ins w:id="179" w:author="PR Preview" w:date="2026-01-01T00:00:00Z">
-        <w:r>
-          <w:rPr>
-            <w:b/>
-            <w:bCs/>
-          </w:rPr>
-          <w:t xml:space="preserve">modulus</w:t>
-        </w:r>
-      </w:ins>
-      <w:ins w:id="180" w:author="PR Preview" w:date="2026-01-01T00:00:00Z">
-        <w:r>
-          <w:t xml:space="preserve">, of a complex number</w:t>
-        </w:r>
-      </w:ins>
-      <w:ins w:id="181" w:author="PR Preview" w:date="2026-01-01T00:00:00Z">
-        <w:r>
-          <w:t xml:space="preserve"> </w:t>
-        </w:r>
-      </w:ins>
-      <m:oMath>
-        <m:r>
-          <m:t>z</m:t>
-        </m:r>
-        <m:r>
-          <m:rPr>
-            <m:sty m:val="p"/>
-          </m:rPr>
-          <m:t>=</m:t>
-        </m:r>
-        <m:r>
-          <m:t>a</m:t>
-        </m:r>
-        <m:r>
-          <m:rPr>
-            <m:sty m:val="p"/>
-          </m:rPr>
-          <m:t>+</m:t>
-        </m:r>
-        <m:r>
-          <m:t>b</m:t>
-        </m:r>
-        <m:r>
-          <m:t> </m:t>
-        </m:r>
-        <m:r>
-          <m:t>i</m:t>
-        </m:r>
-      </m:oMath>
-      <w:ins w:id="182" w:author="PR Preview" w:date="2026-01-01T00:00:00Z">
-        <w:r>
-          <w:t xml:space="preserve"> </w:t>
-        </w:r>
-      </w:ins>
-      <w:ins w:id="183" w:author="PR Preview" w:date="2026-01-01T00:00:00Z">
-        <w:r>
-          <w:t xml:space="preserve">(</w:t>
-        </w:r>
-      </w:ins>
-      <w:hyperlink w:anchor="def-complex-number">
-        <w:ins w:id="184" w:author="PR Preview" w:date="2026-01-01T00:00:00Z">
-          <w:r>
-            <w:rPr>
-              <w:rStyle w:val="Hyperlink"/>
-            </w:rPr>
-            <w:t xml:space="preserve">Definition 2</w:t>
-          </w:r>
-        </w:ins>
-      </w:hyperlink>
-      <w:ins w:id="185" w:author="PR Preview" w:date="2026-01-01T00:00:00Z">
-        <w:r>
-          <w:t xml:space="preserve">) is</w:t>
-        </w:r>
-      </w:ins>
+      <w:r>
+        <w:t xml:space="preserve">) is</w:t>
+      </w:r>
     </w:p>
     <w:p>
       <w:pPr>
